--- a/public/Montaser-Ismail-CV.docx
+++ b/public/Montaser-Ismail-CV.docx
@@ -46,7 +46,7 @@
           <w:sz w:val="20"/>
           <w:szCs w:val="20"/>
         </w:rPr>
-        <w:t xml:space="preserve">Egypt</w:t>
+        <w:t xml:space="preserve">Sheikh Zayed City, Giza, Egypt</w:t>
       </w:r>
       <w:r>
         <w:rPr>
@@ -57,7 +57,7 @@
         </w:rPr>
         <w:t xml:space="preserve"> | </w:t>
       </w:r>
-      <w:hyperlink w:history="1" r:id="rIdqtuilksyizhq0udephjya">
+      <w:hyperlink w:history="1" r:id="rIdvalgutmigi4qm8ipes6mo">
         <w:r>
           <w:rPr>
             <w:rFonts w:ascii="Arial" w:cs="Arial" w:eastAsia="Arial" w:hAnsi="Arial"/>
@@ -77,7 +77,7 @@
         </w:rPr>
         <w:t xml:space="preserve"> | </w:t>
       </w:r>
-      <w:hyperlink w:history="1" r:id="rIdiavhol5yv5enqcfdo4ciu">
+      <w:hyperlink w:history="1" r:id="rIdiksjkybouaheemjbzt5su">
         <w:r>
           <w:rPr>
             <w:rFonts w:ascii="Arial" w:cs="Arial" w:eastAsia="Arial" w:hAnsi="Arial"/>
@@ -93,7 +93,7 @@
       <w:pPr>
         <w:jc w:val="center"/>
       </w:pPr>
-      <w:hyperlink w:history="1" r:id="rIds96yqhf-hpb0qzj879zek">
+      <w:hyperlink w:history="1" r:id="rIdidmzcocs-el_gdocxcch_">
         <w:r>
           <w:rPr>
             <w:rFonts w:ascii="Arial" w:cs="Arial" w:eastAsia="Arial" w:hAnsi="Arial"/>
@@ -113,7 +113,7 @@
         </w:rPr>
         <w:t xml:space="preserve"> | </w:t>
       </w:r>
-      <w:hyperlink w:history="1" r:id="rIdfxblszfq1zzmlcde60y5m">
+      <w:hyperlink w:history="1" r:id="rIdbnkua7jjxcamdxzygeap3">
         <w:r>
           <w:rPr>
             <w:rFonts w:ascii="Arial" w:cs="Arial" w:eastAsia="Arial" w:hAnsi="Arial"/>
@@ -133,7 +133,7 @@
         </w:rPr>
         <w:t xml:space="preserve"> | </w:t>
       </w:r>
-      <w:hyperlink w:history="1" r:id="rIdqcbtgtjd1wyexv55-flvc">
+      <w:hyperlink w:history="1" r:id="rIdy24kmj9vtgnxsygzbbrnb">
         <w:r>
           <w:rPr>
             <w:rFonts w:ascii="Arial" w:cs="Arial" w:eastAsia="Arial" w:hAnsi="Arial"/>
@@ -147,10 +147,11 @@
     </w:p>
     <w:p>
       <w:pPr>
+        <w:keepNext/>
         <w:pBdr>
           <w:bottom w:val="single" w:color="9AA1AD" w:sz="6" w:space="1"/>
         </w:pBdr>
-        <w:spacing w:after="80" w:before="180"/>
+        <w:spacing w:after="80" w:before="120"/>
       </w:pPr>
       <w:r>
         <w:rPr>
@@ -169,18 +170,19 @@
         <w:rPr>
           <w:rFonts w:ascii="Arial" w:cs="Arial" w:eastAsia="Arial" w:hAnsi="Arial"/>
           <w:color w:val="111318"/>
-          <w:sz w:val="21"/>
-          <w:szCs w:val="21"/>
-        </w:rPr>
-        <w:t xml:space="preserve">Full-stack software engineer with 2+ years building enterprise web platforms. Specialised in metadata-driven React interfaces and Node.js/NestJS services backed by MongoDB aggregations. Ships tests with every feature: 1,200+ automated tests and 300+ API endpoints across four team-built platforms.</w:t>
-      </w:r>
-    </w:p>
-    <w:p>
-      <w:pPr>
+          <w:sz w:val="20"/>
+          <w:szCs w:val="20"/>
+        </w:rPr>
+        <w:t xml:space="preserve">Full-stack software engineer with 2+ years building enterprise platforms: metadata-driven React interfaces and Node.js/NestJS APIs. Shipped 1,200+ automated tests and 300+ API endpoints across four team-built products.</w:t>
+      </w:r>
+    </w:p>
+    <w:p>
+      <w:pPr>
+        <w:keepNext/>
         <w:pBdr>
           <w:bottom w:val="single" w:color="9AA1AD" w:sz="6" w:space="1"/>
         </w:pBdr>
-        <w:spacing w:after="80" w:before="180"/>
+        <w:spacing w:after="80" w:before="120"/>
       </w:pPr>
       <w:r>
         <w:rPr>
@@ -201,8 +203,8 @@
           <w:b/>
           <w:bCs/>
           <w:color w:val="111318"/>
-          <w:sz w:val="21"/>
-          <w:szCs w:val="21"/>
+          <w:sz w:val="20"/>
+          <w:szCs w:val="20"/>
         </w:rPr>
         <w:t xml:space="preserve">Frontend: </w:t>
       </w:r>
@@ -210,8 +212,8 @@
         <w:rPr>
           <w:rFonts w:ascii="Arial" w:cs="Arial" w:eastAsia="Arial" w:hAnsi="Arial"/>
           <w:color w:val="111318"/>
-          <w:sz w:val="21"/>
-          <w:szCs w:val="21"/>
+          <w:sz w:val="20"/>
+          <w:szCs w:val="20"/>
         </w:rPr>
         <w:t xml:space="preserve">React, Next.js, Angular, TypeScript, Redux Toolkit, Tailwind CSS, Framer Motion</w:t>
       </w:r>
@@ -223,8 +225,8 @@
           <w:b/>
           <w:bCs/>
           <w:color w:val="111318"/>
-          <w:sz w:val="21"/>
-          <w:szCs w:val="21"/>
+          <w:sz w:val="20"/>
+          <w:szCs w:val="20"/>
         </w:rPr>
         <w:t xml:space="preserve">Backend: </w:t>
       </w:r>
@@ -232,8 +234,8 @@
         <w:rPr>
           <w:rFonts w:ascii="Arial" w:cs="Arial" w:eastAsia="Arial" w:hAnsi="Arial"/>
           <w:color w:val="111318"/>
-          <w:sz w:val="21"/>
-          <w:szCs w:val="21"/>
+          <w:sz w:val="20"/>
+          <w:szCs w:val="20"/>
         </w:rPr>
         <w:t xml:space="preserve">Node.js, NestJS, Express, GraphQL, Socket.io, Redis, BullMQ, JWT Auth</w:t>
       </w:r>
@@ -245,8 +247,8 @@
           <w:b/>
           <w:bCs/>
           <w:color w:val="111318"/>
-          <w:sz w:val="21"/>
-          <w:szCs w:val="21"/>
+          <w:sz w:val="20"/>
+          <w:szCs w:val="20"/>
         </w:rPr>
         <w:t xml:space="preserve">Data: </w:t>
       </w:r>
@@ -254,8 +256,8 @@
         <w:rPr>
           <w:rFonts w:ascii="Arial" w:cs="Arial" w:eastAsia="Arial" w:hAnsi="Arial"/>
           <w:color w:val="111318"/>
-          <w:sz w:val="21"/>
-          <w:szCs w:val="21"/>
+          <w:sz w:val="20"/>
+          <w:szCs w:val="20"/>
         </w:rPr>
         <w:t xml:space="preserve">MongoDB, PostgreSQL, Prisma, MySQL, SQL Server, AWS S3</w:t>
       </w:r>
@@ -267,8 +269,8 @@
           <w:b/>
           <w:bCs/>
           <w:color w:val="111318"/>
-          <w:sz w:val="21"/>
-          <w:szCs w:val="21"/>
+          <w:sz w:val="20"/>
+          <w:szCs w:val="20"/>
         </w:rPr>
         <w:t xml:space="preserve">Testing &amp; DevOps: </w:t>
       </w:r>
@@ -276,21 +278,21 @@
         <w:rPr>
           <w:rFonts w:ascii="Arial" w:cs="Arial" w:eastAsia="Arial" w:hAnsi="Arial"/>
           <w:color w:val="111318"/>
-          <w:sz w:val="21"/>
-          <w:szCs w:val="21"/>
-        </w:rPr>
-        <w:t xml:space="preserve">Jest, Vitest, Jasmine, Docker, Nx Monorepos, CI/CD</w:t>
-      </w:r>
-    </w:p>
-    <w:p>
-      <w:r>
-        <w:rPr>
-          <w:rFonts w:ascii="Arial" w:cs="Arial" w:eastAsia="Arial" w:hAnsi="Arial"/>
-          <w:b/>
-          <w:bCs/>
-          <w:color w:val="111318"/>
-          <w:sz w:val="21"/>
-          <w:szCs w:val="21"/>
+          <w:sz w:val="20"/>
+          <w:szCs w:val="20"/>
+        </w:rPr>
+        <w:t xml:space="preserve">Jest, Vitest, Jasmine, Docker, Nx Monorepos, GitHub Actions, CI/CD</w:t>
+      </w:r>
+    </w:p>
+    <w:p>
+      <w:r>
+        <w:rPr>
+          <w:rFonts w:ascii="Arial" w:cs="Arial" w:eastAsia="Arial" w:hAnsi="Arial"/>
+          <w:b/>
+          <w:bCs/>
+          <w:color w:val="111318"/>
+          <w:sz w:val="20"/>
+          <w:szCs w:val="20"/>
         </w:rPr>
         <w:t xml:space="preserve">Languages: </w:t>
       </w:r>
@@ -298,8 +300,8 @@
         <w:rPr>
           <w:rFonts w:ascii="Arial" w:cs="Arial" w:eastAsia="Arial" w:hAnsi="Arial"/>
           <w:color w:val="111318"/>
-          <w:sz w:val="21"/>
-          <w:szCs w:val="21"/>
+          <w:sz w:val="20"/>
+          <w:szCs w:val="20"/>
         </w:rPr>
         <w:t xml:space="preserve">JavaScript, TypeScript, HTML, CSS, SASS, SQL, Python, C</w:t>
       </w:r>
@@ -311,8 +313,30 @@
           <w:b/>
           <w:bCs/>
           <w:color w:val="111318"/>
-          <w:sz w:val="21"/>
-          <w:szCs w:val="21"/>
+          <w:sz w:val="20"/>
+          <w:szCs w:val="20"/>
+        </w:rPr>
+        <w:t xml:space="preserve">Cloud: </w:t>
+      </w:r>
+      <w:r>
+        <w:rPr>
+          <w:rFonts w:ascii="Arial" w:cs="Arial" w:eastAsia="Arial" w:hAnsi="Arial"/>
+          <w:color w:val="111318"/>
+          <w:sz w:val="20"/>
+          <w:szCs w:val="20"/>
+        </w:rPr>
+        <w:t xml:space="preserve">Vercel, Render, Heroku, Neon PostgreSQL, Upstash Redis, Cloudflare R2</w:t>
+      </w:r>
+    </w:p>
+    <w:p>
+      <w:r>
+        <w:rPr>
+          <w:rFonts w:ascii="Arial" w:cs="Arial" w:eastAsia="Arial" w:hAnsi="Arial"/>
+          <w:b/>
+          <w:bCs/>
+          <w:color w:val="111318"/>
+          <w:sz w:val="20"/>
+          <w:szCs w:val="20"/>
         </w:rPr>
         <w:t xml:space="preserve">Practices: </w:t>
       </w:r>
@@ -320,18 +344,19 @@
         <w:rPr>
           <w:rFonts w:ascii="Arial" w:cs="Arial" w:eastAsia="Arial" w:hAnsi="Arial"/>
           <w:color w:val="111318"/>
-          <w:sz w:val="21"/>
-          <w:szCs w:val="21"/>
+          <w:sz w:val="20"/>
+          <w:szCs w:val="20"/>
         </w:rPr>
         <w:t xml:space="preserve">OOP, SOLID, Design patterns, REST and GraphQL API design, Git, Linux</w:t>
       </w:r>
     </w:p>
     <w:p>
       <w:pPr>
+        <w:keepNext/>
         <w:pBdr>
           <w:bottom w:val="single" w:color="9AA1AD" w:sz="6" w:space="1"/>
         </w:pBdr>
-        <w:spacing w:after="80" w:before="180"/>
+        <w:spacing w:after="80" w:before="120"/>
       </w:pPr>
       <w:r>
         <w:rPr>
@@ -370,8 +395,8 @@
         <w:rPr>
           <w:rFonts w:ascii="Arial" w:cs="Arial" w:eastAsia="Arial" w:hAnsi="Arial"/>
           <w:color w:val="3F4552"/>
-          <w:sz w:val="21"/>
-          <w:szCs w:val="21"/>
+          <w:sz w:val="20"/>
+          <w:szCs w:val="20"/>
         </w:rPr>
         <w:t xml:space="preserve">Arkaan International Group Co. | Dec 2025 - Present</w:t>
       </w:r>
@@ -388,8 +413,8 @@
         <w:rPr>
           <w:rFonts w:ascii="Arial" w:cs="Arial" w:eastAsia="Arial" w:hAnsi="Arial"/>
           <w:color w:val="111318"/>
-          <w:sz w:val="21"/>
-          <w:szCs w:val="21"/>
+          <w:sz w:val="20"/>
+          <w:szCs w:val="20"/>
         </w:rPr>
         <w:t xml:space="preserve">Engineered dynamic UI components rendered entirely from JSON metadata schemas, reducing manual frontend coding effort by ~40%.</w:t>
       </w:r>
@@ -406,8 +431,8 @@
         <w:rPr>
           <w:rFonts w:ascii="Arial" w:cs="Arial" w:eastAsia="Arial" w:hAnsi="Arial"/>
           <w:color w:val="111318"/>
-          <w:sz w:val="21"/>
-          <w:szCs w:val="21"/>
+          <w:sz w:val="20"/>
+          <w:szCs w:val="20"/>
         </w:rPr>
         <w:t xml:space="preserve">Developed configurable form builders that auto-generate layouts from backend data models, cutting form development time by ~70% across 5+ form types.</w:t>
       </w:r>
@@ -424,41 +449,10 @@
         <w:rPr>
           <w:rFonts w:ascii="Arial" w:cs="Arial" w:eastAsia="Arial" w:hAnsi="Arial"/>
           <w:color w:val="111318"/>
-          <w:sz w:val="21"/>
-          <w:szCs w:val="21"/>
+          <w:sz w:val="20"/>
+          <w:szCs w:val="20"/>
         </w:rPr>
         <w:t xml:space="preserve">Built a high-performance rendering engine mapping server-side metadata to reusable React components, supporting 10+ reusable component types application-wide.</w:t>
-      </w:r>
-    </w:p>
-    <w:p>
-      <w:pPr>
-        <w:keepNext/>
-        <w:spacing w:before="100"/>
-      </w:pPr>
-      <w:r>
-        <w:rPr>
-          <w:rFonts w:ascii="Arial" w:cs="Arial" w:eastAsia="Arial" w:hAnsi="Arial"/>
-          <w:b/>
-          <w:bCs/>
-          <w:color w:val="111318"/>
-          <w:sz w:val="22"/>
-          <w:szCs w:val="22"/>
-        </w:rPr>
-        <w:t xml:space="preserve">Backend Developer</w:t>
-      </w:r>
-    </w:p>
-    <w:p>
-      <w:pPr>
-        <w:keepNext/>
-      </w:pPr>
-      <w:r>
-        <w:rPr>
-          <w:rFonts w:ascii="Arial" w:cs="Arial" w:eastAsia="Arial" w:hAnsi="Arial"/>
-          <w:color w:val="3F4552"/>
-          <w:sz w:val="21"/>
-          <w:szCs w:val="21"/>
-        </w:rPr>
-        <w:t xml:space="preserve">Qyser Tech. | Sep 2024 - Mar 2026</w:t>
       </w:r>
     </w:p>
     <w:p>
@@ -473,10 +467,41 @@
         <w:rPr>
           <w:rFonts w:ascii="Arial" w:cs="Arial" w:eastAsia="Arial" w:hAnsi="Arial"/>
           <w:color w:val="111318"/>
-          <w:sz w:val="21"/>
-          <w:szCs w:val="21"/>
-        </w:rPr>
-        <w:t xml:space="preserve">Architected modular backend services with Node.js and REST APIs, serving 500+ concurrent API requests.</w:t>
+          <w:sz w:val="20"/>
+          <w:szCs w:val="20"/>
+        </w:rPr>
+        <w:t xml:space="preserve">Led the front end of a client procurement platform: designed the interface in Figma and shipped it with 566 Vitest tests across 49 files.</w:t>
+      </w:r>
+    </w:p>
+    <w:p>
+      <w:pPr>
+        <w:keepNext/>
+        <w:spacing w:before="70"/>
+      </w:pPr>
+      <w:r>
+        <w:rPr>
+          <w:rFonts w:ascii="Arial" w:cs="Arial" w:eastAsia="Arial" w:hAnsi="Arial"/>
+          <w:b/>
+          <w:bCs/>
+          <w:color w:val="111318"/>
+          <w:sz w:val="22"/>
+          <w:szCs w:val="22"/>
+        </w:rPr>
+        <w:t xml:space="preserve">Backend Developer</w:t>
+      </w:r>
+    </w:p>
+    <w:p>
+      <w:pPr>
+        <w:keepNext/>
+      </w:pPr>
+      <w:r>
+        <w:rPr>
+          <w:rFonts w:ascii="Arial" w:cs="Arial" w:eastAsia="Arial" w:hAnsi="Arial"/>
+          <w:color w:val="3F4552"/>
+          <w:sz w:val="20"/>
+          <w:szCs w:val="20"/>
+        </w:rPr>
+        <w:t xml:space="preserve">Qyser Tech. | Sep 2024 - Mar 2026</w:t>
       </w:r>
     </w:p>
     <w:p>
@@ -491,10 +516,10 @@
         <w:rPr>
           <w:rFonts w:ascii="Arial" w:cs="Arial" w:eastAsia="Arial" w:hAnsi="Arial"/>
           <w:color w:val="111318"/>
-          <w:sz w:val="21"/>
-          <w:szCs w:val="21"/>
-        </w:rPr>
-        <w:t xml:space="preserve">Built dynamic report generation features with complex queries and aggregations, processing across 100K+ records.</w:t>
+          <w:sz w:val="20"/>
+          <w:szCs w:val="20"/>
+        </w:rPr>
+        <w:t xml:space="preserve">Architected modular backend services with Node.js and REST APIs, serving 500+ concurrent API requests.</w:t>
       </w:r>
     </w:p>
     <w:p>
@@ -509,18 +534,37 @@
         <w:rPr>
           <w:rFonts w:ascii="Arial" w:cs="Arial" w:eastAsia="Arial" w:hAnsi="Arial"/>
           <w:color w:val="111318"/>
-          <w:sz w:val="21"/>
-          <w:szCs w:val="21"/>
+          <w:sz w:val="20"/>
+          <w:szCs w:val="20"/>
+        </w:rPr>
+        <w:t xml:space="preserve">Built dynamic report generation features with complex queries and aggregations, processing across 100K+ records.</w:t>
+      </w:r>
+    </w:p>
+    <w:p>
+      <w:pPr>
+        <w:pStyle w:val="ListParagraph"/>
+        <w:numPr>
+          <w:ilvl w:val="0"/>
+          <w:numId w:val="1"/>
+        </w:numPr>
+      </w:pPr>
+      <w:r>
+        <w:rPr>
+          <w:rFonts w:ascii="Arial" w:cs="Arial" w:eastAsia="Arial" w:hAnsi="Arial"/>
+          <w:color w:val="111318"/>
+          <w:sz w:val="20"/>
+          <w:szCs w:val="20"/>
         </w:rPr>
         <w:t xml:space="preserve">Delivered the "Performance" feature using MongoDB aggregations to generate employee insights and support admin approvals, cutting manual HR reporting time by ~60%.</w:t>
       </w:r>
     </w:p>
     <w:p>
       <w:pPr>
+        <w:keepNext/>
         <w:pBdr>
           <w:bottom w:val="single" w:color="9AA1AD" w:sz="6" w:space="1"/>
         </w:pBdr>
-        <w:spacing w:after="80" w:before="180"/>
+        <w:spacing w:after="80" w:before="120"/>
       </w:pPr>
       <w:r>
         <w:rPr>
@@ -548,7 +592,7 @@
           <w:sz w:val="22"/>
           <w:szCs w:val="22"/>
         </w:rPr>
-        <w:t xml:space="preserve">SmartShift</w:t>
+        <w:t xml:space="preserve">SmartShift: a shift-scheduling platform for hospitals.</w:t>
       </w:r>
     </w:p>
     <w:p>
@@ -559,27 +603,63 @@
         <w:rPr>
           <w:rFonts w:ascii="Arial" w:cs="Arial" w:eastAsia="Arial" w:hAnsi="Arial"/>
           <w:color w:val="3F4552"/>
-          <w:sz w:val="21"/>
-          <w:szCs w:val="21"/>
-        </w:rPr>
-        <w:t xml:space="preserve">Full-stack engineer, API lead | Team project, 2025</w:t>
-      </w:r>
-    </w:p>
-    <w:p>
-      <w:r>
-        <w:rPr>
-          <w:rFonts w:ascii="Arial" w:cs="Arial" w:eastAsia="Arial" w:hAnsi="Arial"/>
-          <w:color w:val="111318"/>
-          <w:sz w:val="21"/>
-          <w:szCs w:val="21"/>
-        </w:rPr>
-        <w:t xml:space="preserve">A shift-scheduling platform for hospitals. 76 / 102 API commits are mine; 3 apps: API, React, Angular. Technologies: Node.js, Express, MongoDB, React, Redux Toolkit, Angular, Nx, Docker.</w:t>
+          <w:sz w:val="20"/>
+          <w:szCs w:val="20"/>
+        </w:rPr>
+        <w:t xml:space="preserve">Full-stack engineer, API lead | Team project | Oct 2025 - Nov 2025</w:t>
+      </w:r>
+    </w:p>
+    <w:p>
+      <w:pPr>
+        <w:pStyle w:val="ListParagraph"/>
+        <w:numPr>
+          <w:ilvl w:val="0"/>
+          <w:numId w:val="1"/>
+        </w:numPr>
+      </w:pPr>
+      <w:r>
+        <w:rPr>
+          <w:rFonts w:ascii="Arial" w:cs="Arial" w:eastAsia="Arial" w:hAnsi="Arial"/>
+          <w:color w:val="111318"/>
+          <w:sz w:val="20"/>
+          <w:szCs w:val="20"/>
+        </w:rPr>
+        <w:t xml:space="preserve">Built the GitHub Actions CI/CD: Nx lint, test and build on each push; Docker image deployed to Heroku.</w:t>
+      </w:r>
+    </w:p>
+    <w:p>
+      <w:pPr>
+        <w:pStyle w:val="ListParagraph"/>
+        <w:numPr>
+          <w:ilvl w:val="0"/>
+          <w:numId w:val="1"/>
+        </w:numPr>
+      </w:pPr>
+      <w:r>
+        <w:rPr>
+          <w:rFonts w:ascii="Arial" w:cs="Arial" w:eastAsia="Arial" w:hAnsi="Arial"/>
+          <w:color w:val="111318"/>
+          <w:sz w:val="20"/>
+          <w:szCs w:val="20"/>
+        </w:rPr>
+        <w:t xml:space="preserve">76 / 102 API commits are mine; 3 apps: API, React, Angular.</w:t>
+      </w:r>
+    </w:p>
+    <w:p>
+      <w:r>
+        <w:rPr>
+          <w:rFonts w:ascii="Arial" w:cs="Arial" w:eastAsia="Arial" w:hAnsi="Arial"/>
+          <w:color w:val="111318"/>
+          <w:sz w:val="20"/>
+          <w:szCs w:val="20"/>
+        </w:rPr>
+        <w:t xml:space="preserve">Technologies: Node.js, Express, MongoDB, React, Redux Toolkit, Angular, Nx, Docker.</w:t>
       </w:r>
     </w:p>
     <w:p>
       <w:pPr>
         <w:keepNext/>
-        <w:spacing w:before="100"/>
+        <w:spacing w:before="70"/>
       </w:pPr>
       <w:r>
         <w:rPr>
@@ -590,7 +670,7 @@
           <w:sz w:val="22"/>
           <w:szCs w:val="22"/>
         </w:rPr>
-        <w:t xml:space="preserve">Tenders - Procurement Platform</w:t>
+        <w:t xml:space="preserve">Signoff - Content Management System: a content platform for editorial teams.</w:t>
       </w:r>
     </w:p>
     <w:p>
@@ -601,27 +681,63 @@
         <w:rPr>
           <w:rFonts w:ascii="Arial" w:cs="Arial" w:eastAsia="Arial" w:hAnsi="Arial"/>
           <w:color w:val="3F4552"/>
-          <w:sz w:val="21"/>
-          <w:szCs w:val="21"/>
-        </w:rPr>
-        <w:t xml:space="preserve">Lead front-end developer, UI designer | Arkaan International, client project</w:t>
-      </w:r>
-    </w:p>
-    <w:p>
-      <w:r>
-        <w:rPr>
-          <w:rFonts w:ascii="Arial" w:cs="Arial" w:eastAsia="Arial" w:hAnsi="Arial"/>
-          <w:color w:val="111318"/>
-          <w:sz w:val="21"/>
-          <w:szCs w:val="21"/>
-        </w:rPr>
-        <w:t xml:space="preserve">A tendering and procurement system. 566 tests passing; 49 test files. Technologies: React, Redux Toolkit, Tailwind CSS, Vite, Vitest.</w:t>
+          <w:sz w:val="20"/>
+          <w:szCs w:val="20"/>
+        </w:rPr>
+        <w:t xml:space="preserve">Full-stack engineer | Own product, live | Sep 2026 - Present</w:t>
+      </w:r>
+    </w:p>
+    <w:p>
+      <w:pPr>
+        <w:pStyle w:val="ListParagraph"/>
+        <w:numPr>
+          <w:ilvl w:val="0"/>
+          <w:numId w:val="1"/>
+        </w:numPr>
+      </w:pPr>
+      <w:r>
+        <w:rPr>
+          <w:rFonts w:ascii="Arial" w:cs="Arial" w:eastAsia="Arial" w:hAnsi="Arial"/>
+          <w:color w:val="111318"/>
+          <w:sz w:val="20"/>
+          <w:szCs w:val="20"/>
+        </w:rPr>
+        <w:t xml:space="preserve">Runs on Vercel and Render with Neon PostgreSQL, Upstash Redis and Cloudflare R2; GitHub Actions CI runs lint and tests.</w:t>
+      </w:r>
+    </w:p>
+    <w:p>
+      <w:pPr>
+        <w:pStyle w:val="ListParagraph"/>
+        <w:numPr>
+          <w:ilvl w:val="0"/>
+          <w:numId w:val="1"/>
+        </w:numPr>
+      </w:pPr>
+      <w:r>
+        <w:rPr>
+          <w:rFonts w:ascii="Arial" w:cs="Arial" w:eastAsia="Arial" w:hAnsi="Arial"/>
+          <w:color w:val="111318"/>
+          <w:sz w:val="20"/>
+          <w:szCs w:val="20"/>
+        </w:rPr>
+        <w:t xml:space="preserve">104 unit tests passing; 20 end-to-end tests.</w:t>
+      </w:r>
+    </w:p>
+    <w:p>
+      <w:r>
+        <w:rPr>
+          <w:rFonts w:ascii="Arial" w:cs="Arial" w:eastAsia="Arial" w:hAnsi="Arial"/>
+          <w:color w:val="111318"/>
+          <w:sz w:val="20"/>
+          <w:szCs w:val="20"/>
+        </w:rPr>
+        <w:t xml:space="preserve">Technologies: NestJS, TypeScript, PostgreSQL, Prisma, Redis, BullMQ, Next.js, Docker.</w:t>
       </w:r>
     </w:p>
     <w:p>
       <w:pPr>
         <w:keepNext/>
-        <w:spacing w:before="100"/>
+        <w:spacing w:before="70"/>
       </w:pPr>
       <w:r>
         <w:rPr>
@@ -632,7 +748,7 @@
           <w:sz w:val="22"/>
           <w:szCs w:val="22"/>
         </w:rPr>
-        <w:t xml:space="preserve">Trigo - Ride-Hailing Backend</w:t>
+        <w:t xml:space="preserve">Trigo - Ride-Hailing Backend: the real-time API behind a ride-hailing app.</w:t>
       </w:r>
     </w:p>
     <w:p>
@@ -643,29 +759,66 @@
         <w:rPr>
           <w:rFonts w:ascii="Arial" w:cs="Arial" w:eastAsia="Arial" w:hAnsi="Arial"/>
           <w:color w:val="3F4552"/>
-          <w:sz w:val="21"/>
-          <w:szCs w:val="21"/>
-        </w:rPr>
-        <w:t xml:space="preserve">Backend developer | Delivery Quote Ltd, team project</w:t>
-      </w:r>
-    </w:p>
-    <w:p>
-      <w:r>
-        <w:rPr>
-          <w:rFonts w:ascii="Arial" w:cs="Arial" w:eastAsia="Arial" w:hAnsi="Arial"/>
-          <w:color w:val="111318"/>
-          <w:sz w:val="21"/>
-          <w:szCs w:val="21"/>
-        </w:rPr>
-        <w:t xml:space="preserve">The real-time API behind a ride-hailing app. 639 unit tests; 136 documented endpoints; 17 / 24 commits are mine. Technologies: NestJS, TypeScript, PostgreSQL, Prisma, Redis, Socket.io, Jest.</w:t>
-      </w:r>
-    </w:p>
-    <w:p>
-      <w:pPr>
+          <w:sz w:val="20"/>
+          <w:szCs w:val="20"/>
+        </w:rPr>
+        <w:t xml:space="preserve">Backend developer | Delivery Quote Ltd, team project | Dec 2025 - Feb 2026</w:t>
+      </w:r>
+    </w:p>
+    <w:p>
+      <w:pPr>
+        <w:pStyle w:val="ListParagraph"/>
+        <w:numPr>
+          <w:ilvl w:val="0"/>
+          <w:numId w:val="1"/>
+        </w:numPr>
+      </w:pPr>
+      <w:r>
+        <w:rPr>
+          <w:rFonts w:ascii="Arial" w:cs="Arial" w:eastAsia="Arial" w:hAnsi="Arial"/>
+          <w:color w:val="111318"/>
+          <w:sz w:val="20"/>
+          <w:szCs w:val="20"/>
+        </w:rPr>
+        <w:t xml:space="preserve">Live locations, chat and call signaling over Socket.io, scaled across instances with a Redis adapter.</w:t>
+      </w:r>
+    </w:p>
+    <w:p>
+      <w:pPr>
+        <w:pStyle w:val="ListParagraph"/>
+        <w:numPr>
+          <w:ilvl w:val="0"/>
+          <w:numId w:val="1"/>
+        </w:numPr>
+      </w:pPr>
+      <w:r>
+        <w:rPr>
+          <w:rFonts w:ascii="Arial" w:cs="Arial" w:eastAsia="Arial" w:hAnsi="Arial"/>
+          <w:color w:val="111318"/>
+          <w:sz w:val="20"/>
+          <w:szCs w:val="20"/>
+        </w:rPr>
+        <w:t xml:space="preserve">639 unit tests; 136 documented endpoints; 17 / 24 commits are mine.</w:t>
+      </w:r>
+    </w:p>
+    <w:p>
+      <w:r>
+        <w:rPr>
+          <w:rFonts w:ascii="Arial" w:cs="Arial" w:eastAsia="Arial" w:hAnsi="Arial"/>
+          <w:color w:val="111318"/>
+          <w:sz w:val="20"/>
+          <w:szCs w:val="20"/>
+        </w:rPr>
+        <w:t xml:space="preserve">Technologies: NestJS, TypeScript, PostgreSQL, Prisma, Redis, Socket.io, Jest.</w:t>
+      </w:r>
+    </w:p>
+    <w:p>
+      <w:pPr>
+        <w:keepNext/>
         <w:pBdr>
           <w:bottom w:val="single" w:color="9AA1AD" w:sz="6" w:space="1"/>
         </w:pBdr>
-        <w:spacing w:after="80" w:before="180"/>
+        <w:spacing w:after="80" w:before="120"/>
       </w:pPr>
       <w:r>
         <w:rPr>
@@ -681,7 +834,51 @@
     </w:p>
     <w:p>
       <w:pPr>
+        <w:spacing w:before="0"/>
+      </w:pPr>
+      <w:r>
+        <w:rPr>
+          <w:rFonts w:ascii="Arial" w:cs="Arial" w:eastAsia="Arial" w:hAnsi="Arial"/>
+          <w:b/>
+          <w:bCs/>
+          <w:color w:val="111318"/>
+          <w:sz w:val="20"/>
+          <w:szCs w:val="20"/>
+        </w:rPr>
+        <w:t xml:space="preserve">B.Sc. Communication &amp; Electronics Engineering</w:t>
+      </w:r>
+      <w:r>
+        <w:rPr>
+          <w:rFonts w:ascii="Arial" w:cs="Arial" w:eastAsia="Arial" w:hAnsi="Arial"/>
+          <w:color w:val="3F4552"/>
+          <w:sz w:val="20"/>
+          <w:szCs w:val="20"/>
+        </w:rPr>
+        <w:t xml:space="preserve"> | 6 October High Institute for Engineering &amp; Technology | 2014 - 2019</w:t>
+      </w:r>
+    </w:p>
+    <w:p>
+      <w:pPr>
         <w:keepNext/>
+        <w:pBdr>
+          <w:bottom w:val="single" w:color="9AA1AD" w:sz="6" w:space="1"/>
+        </w:pBdr>
+        <w:spacing w:after="80" w:before="120"/>
+      </w:pPr>
+      <w:r>
+        <w:rPr>
+          <w:rFonts w:ascii="Arial" w:cs="Arial" w:eastAsia="Arial" w:hAnsi="Arial"/>
+          <w:b/>
+          <w:bCs/>
+          <w:color w:val="111318"/>
+          <w:sz w:val="24"/>
+          <w:szCs w:val="24"/>
+        </w:rPr>
+        <w:t xml:space="preserve">CERTIFICATIONS</w:t>
+      </w:r>
+    </w:p>
+    <w:p>
+      <w:pPr>
         <w:spacing w:before="0"/>
       </w:pPr>
       <w:r>
@@ -690,71 +887,24 @@
           <w:b/>
           <w:bCs/>
           <w:color w:val="111318"/>
-          <w:sz w:val="22"/>
-          <w:szCs w:val="22"/>
+          <w:sz w:val="20"/>
+          <w:szCs w:val="20"/>
         </w:rPr>
         <w:t xml:space="preserve">Full Stack Intensive Code Camp - MEARN Stack</w:t>
       </w:r>
-    </w:p>
-    <w:p>
-      <w:pPr>
-        <w:keepNext/>
-      </w:pPr>
       <w:r>
         <w:rPr>
           <w:rFonts w:ascii="Arial" w:cs="Arial" w:eastAsia="Arial" w:hAnsi="Arial"/>
           <w:color w:val="3F4552"/>
-          <w:sz w:val="21"/>
-          <w:szCs w:val="21"/>
-        </w:rPr>
-        <w:t xml:space="preserve">Information Technology Institute (ITI) | Jul 2025 - Dec 2025</w:t>
-      </w:r>
-    </w:p>
-    <w:p>
-      <w:pPr>
-        <w:keepNext/>
-        <w:spacing w:before="100"/>
-      </w:pPr>
-      <w:r>
-        <w:rPr>
-          <w:rFonts w:ascii="Arial" w:cs="Arial" w:eastAsia="Arial" w:hAnsi="Arial"/>
-          <w:b/>
-          <w:bCs/>
-          <w:color w:val="111318"/>
-          <w:sz w:val="22"/>
-          <w:szCs w:val="22"/>
-        </w:rPr>
-        <w:t xml:space="preserve">B.Sc. Communication &amp; Electronics Engineering</w:t>
-      </w:r>
-    </w:p>
-    <w:p>
-      <w:pPr>
-        <w:keepNext/>
-      </w:pPr>
-      <w:r>
-        <w:rPr>
-          <w:rFonts w:ascii="Arial" w:cs="Arial" w:eastAsia="Arial" w:hAnsi="Arial"/>
-          <w:color w:val="3F4552"/>
-          <w:sz w:val="21"/>
-          <w:szCs w:val="21"/>
-        </w:rPr>
-        <w:t xml:space="preserve">6 October High Institute for Engineering &amp; Technology | 2014 - 2019</w:t>
-      </w:r>
-    </w:p>
-    <w:p>
-      <w:r>
-        <w:rPr>
-          <w:rFonts w:ascii="Arial" w:cs="Arial" w:eastAsia="Arial" w:hAnsi="Arial"/>
-          <w:color w:val="111318"/>
-          <w:sz w:val="21"/>
-          <w:szCs w:val="21"/>
-        </w:rPr>
-        <w:t xml:space="preserve">RF energy-harvesting rectenna design (Agilent ADS, CST); organized IEEE student workshops.</w:t>
+          <w:sz w:val="20"/>
+          <w:szCs w:val="20"/>
+        </w:rPr>
+        <w:t xml:space="preserve"> | Information Technology Institute (ITI) | Jul 2025 - Dec 2025</w:t>
       </w:r>
     </w:p>
     <w:sectPr>
       <w:pgSz w:w="11905" w:h="16837" w:orient="portrait"/>
-      <w:pgMar w:top="623" w:right="850" w:bottom="623" w:left="850" w:header="708" w:footer="708" w:gutter="0"/>
+      <w:pgMar w:top="566" w:right="850" w:bottom="566" w:left="850" w:header="708" w:footer="708" w:gutter="0"/>
       <w:pgNumType/>
       <w:docGrid w:linePitch="360"/>
     </w:sectPr>

--- a/public/Montaser-Ismail-CV.docx
+++ b/public/Montaser-Ismail-CV.docx
@@ -57,7 +57,7 @@
         </w:rPr>
         <w:t xml:space="preserve"> | </w:t>
       </w:r>
-      <w:hyperlink w:history="1" r:id="rIdvalgutmigi4qm8ipes6mo">
+      <w:hyperlink w:history="1" r:id="rIdbpiilq47fbguhio433ogy">
         <w:r>
           <w:rPr>
             <w:rFonts w:ascii="Arial" w:cs="Arial" w:eastAsia="Arial" w:hAnsi="Arial"/>
@@ -77,7 +77,7 @@
         </w:rPr>
         <w:t xml:space="preserve"> | </w:t>
       </w:r>
-      <w:hyperlink w:history="1" r:id="rIdiksjkybouaheemjbzt5su">
+      <w:hyperlink w:history="1" r:id="rIdhr9krtnj1bpuke9ylm3ee">
         <w:r>
           <w:rPr>
             <w:rFonts w:ascii="Arial" w:cs="Arial" w:eastAsia="Arial" w:hAnsi="Arial"/>
@@ -93,7 +93,7 @@
       <w:pPr>
         <w:jc w:val="center"/>
       </w:pPr>
-      <w:hyperlink w:history="1" r:id="rIdidmzcocs-el_gdocxcch_">
+      <w:hyperlink w:history="1" r:id="rIdvu8lcxe_rduhniri_r-9g">
         <w:r>
           <w:rPr>
             <w:rFonts w:ascii="Arial" w:cs="Arial" w:eastAsia="Arial" w:hAnsi="Arial"/>
@@ -113,7 +113,7 @@
         </w:rPr>
         <w:t xml:space="preserve"> | </w:t>
       </w:r>
-      <w:hyperlink w:history="1" r:id="rIdbnkua7jjxcamdxzygeap3">
+      <w:hyperlink w:history="1" r:id="rIdhnrtv_fkebmmx751a17ln">
         <w:r>
           <w:rPr>
             <w:rFonts w:ascii="Arial" w:cs="Arial" w:eastAsia="Arial" w:hAnsi="Arial"/>
@@ -133,7 +133,7 @@
         </w:rPr>
         <w:t xml:space="preserve"> | </w:t>
       </w:r>
-      <w:hyperlink w:history="1" r:id="rIdy24kmj9vtgnxsygzbbrnb">
+      <w:hyperlink w:history="1" r:id="rIdusrhpvsbq3gxom60mi21t">
         <w:r>
           <w:rPr>
             <w:rFonts w:ascii="Arial" w:cs="Arial" w:eastAsia="Arial" w:hAnsi="Arial"/>
@@ -215,7 +215,7 @@
           <w:sz w:val="20"/>
           <w:szCs w:val="20"/>
         </w:rPr>
-        <w:t xml:space="preserve">React, Next.js, Angular, TypeScript, Redux Toolkit, Tailwind CSS, Framer Motion</w:t>
+        <w:t xml:space="preserve">React, Next.js, Angular, TypeScript, Redux Toolkit, Material UI, Tailwind CSS, Framer Motion</w:t>
       </w:r>
     </w:p>
     <w:p>
@@ -237,7 +237,7 @@
           <w:sz w:val="20"/>
           <w:szCs w:val="20"/>
         </w:rPr>
-        <w:t xml:space="preserve">Node.js, NestJS, Express, GraphQL, Socket.io, Redis, BullMQ, JWT Auth</w:t>
+        <w:t xml:space="preserve">Node.js, NestJS, Express, GraphQL, Socket.io, Redis, BullMQ, JWT, OAuth 2.0</w:t>
       </w:r>
     </w:p>
     <w:p>
@@ -304,28 +304,6 @@
           <w:szCs w:val="20"/>
         </w:rPr>
         <w:t xml:space="preserve">JavaScript, TypeScript, HTML, CSS, SASS, SQL, Python, C</w:t>
-      </w:r>
-    </w:p>
-    <w:p>
-      <w:r>
-        <w:rPr>
-          <w:rFonts w:ascii="Arial" w:cs="Arial" w:eastAsia="Arial" w:hAnsi="Arial"/>
-          <w:b/>
-          <w:bCs/>
-          <w:color w:val="111318"/>
-          <w:sz w:val="20"/>
-          <w:szCs w:val="20"/>
-        </w:rPr>
-        <w:t xml:space="preserve">Cloud: </w:t>
-      </w:r>
-      <w:r>
-        <w:rPr>
-          <w:rFonts w:ascii="Arial" w:cs="Arial" w:eastAsia="Arial" w:hAnsi="Arial"/>
-          <w:color w:val="111318"/>
-          <w:sz w:val="20"/>
-          <w:szCs w:val="20"/>
-        </w:rPr>
-        <w:t xml:space="preserve">Vercel, Render, Heroku, Neon PostgreSQL, Upstash Redis, Cloudflare R2</w:t>
       </w:r>
     </w:p>
     <w:p>
@@ -470,7 +448,7 @@
           <w:sz w:val="20"/>
           <w:szCs w:val="20"/>
         </w:rPr>
-        <w:t xml:space="preserve">Led the front end of a client procurement platform: designed the interface in Figma and shipped it with 566 Vitest tests across 49 files.</w:t>
+        <w:t xml:space="preserve">Led the front end of a client procurement platform and designed its interface in Figma.</w:t>
       </w:r>
     </w:p>
     <w:p>
@@ -592,7 +570,16 @@
           <w:sz w:val="22"/>
           <w:szCs w:val="22"/>
         </w:rPr>
-        <w:t xml:space="preserve">SmartShift: a shift-scheduling platform for hospitals.</w:t>
+        <w:t xml:space="preserve">SmartShift</w:t>
+      </w:r>
+      <w:r>
+        <w:rPr>
+          <w:rFonts w:ascii="Arial" w:cs="Arial" w:eastAsia="Arial" w:hAnsi="Arial"/>
+          <w:color w:val="111318"/>
+          <w:sz w:val="22"/>
+          <w:szCs w:val="22"/>
+        </w:rPr>
+        <w:t xml:space="preserve"> | Shift-scheduling platform for hospitals</w:t>
       </w:r>
     </w:p>
     <w:p>
@@ -642,14 +629,14 @@
           <w:sz w:val="20"/>
           <w:szCs w:val="20"/>
         </w:rPr>
-        <w:t xml:space="preserve">76 / 102 API commits are mine; 3 apps: API, React, Angular.</w:t>
-      </w:r>
-    </w:p>
-    <w:p>
-      <w:r>
-        <w:rPr>
-          <w:rFonts w:ascii="Arial" w:cs="Arial" w:eastAsia="Arial" w:hAnsi="Arial"/>
-          <w:color w:val="111318"/>
+        <w:t xml:space="preserve">76 / 102 API commits authored; 3 apps: API, React, Angular.</w:t>
+      </w:r>
+    </w:p>
+    <w:p>
+      <w:r>
+        <w:rPr>
+          <w:rFonts w:ascii="Arial" w:cs="Arial" w:eastAsia="Arial" w:hAnsi="Arial"/>
+          <w:color w:val="3F4552"/>
           <w:sz w:val="20"/>
           <w:szCs w:val="20"/>
         </w:rPr>
@@ -670,7 +657,16 @@
           <w:sz w:val="22"/>
           <w:szCs w:val="22"/>
         </w:rPr>
-        <w:t xml:space="preserve">Signoff - Content Management System: a content platform for editorial teams.</w:t>
+        <w:t xml:space="preserve">Signoff - Content Management System</w:t>
+      </w:r>
+      <w:r>
+        <w:rPr>
+          <w:rFonts w:ascii="Arial" w:cs="Arial" w:eastAsia="Arial" w:hAnsi="Arial"/>
+          <w:color w:val="111318"/>
+          <w:sz w:val="22"/>
+          <w:szCs w:val="22"/>
+        </w:rPr>
+        <w:t xml:space="preserve"> | Content platform for editorial teams</w:t>
       </w:r>
     </w:p>
     <w:p>
@@ -727,7 +723,7 @@
       <w:r>
         <w:rPr>
           <w:rFonts w:ascii="Arial" w:cs="Arial" w:eastAsia="Arial" w:hAnsi="Arial"/>
-          <w:color w:val="111318"/>
+          <w:color w:val="3F4552"/>
           <w:sz w:val="20"/>
           <w:szCs w:val="20"/>
         </w:rPr>
@@ -748,7 +744,16 @@
           <w:sz w:val="22"/>
           <w:szCs w:val="22"/>
         </w:rPr>
-        <w:t xml:space="preserve">Trigo - Ride-Hailing Backend: the real-time API behind a ride-hailing app.</w:t>
+        <w:t xml:space="preserve">Trigo - Ride-Hailing Backend</w:t>
+      </w:r>
+      <w:r>
+        <w:rPr>
+          <w:rFonts w:ascii="Arial" w:cs="Arial" w:eastAsia="Arial" w:hAnsi="Arial"/>
+          <w:color w:val="111318"/>
+          <w:sz w:val="22"/>
+          <w:szCs w:val="22"/>
+        </w:rPr>
+        <w:t xml:space="preserve"> | Real-time API behind a ride-hailing app</w:t>
       </w:r>
     </w:p>
     <w:p>
@@ -798,14 +803,14 @@
           <w:sz w:val="20"/>
           <w:szCs w:val="20"/>
         </w:rPr>
-        <w:t xml:space="preserve">639 unit tests; 136 documented endpoints; 17 / 24 commits are mine.</w:t>
-      </w:r>
-    </w:p>
-    <w:p>
-      <w:r>
-        <w:rPr>
-          <w:rFonts w:ascii="Arial" w:cs="Arial" w:eastAsia="Arial" w:hAnsi="Arial"/>
-          <w:color w:val="111318"/>
+        <w:t xml:space="preserve">639 unit tests; 136 documented endpoints; 17 / 24 commits authored.</w:t>
+      </w:r>
+    </w:p>
+    <w:p>
+      <w:r>
+        <w:rPr>
+          <w:rFonts w:ascii="Arial" w:cs="Arial" w:eastAsia="Arial" w:hAnsi="Arial"/>
+          <w:color w:val="3F4552"/>
           <w:sz w:val="20"/>
           <w:szCs w:val="20"/>
         </w:rPr>
@@ -834,6 +839,7 @@
     </w:p>
     <w:p>
       <w:pPr>
+        <w:keepNext/>
         <w:spacing w:before="0"/>
       </w:pPr>
       <w:r>
@@ -842,11 +848,16 @@
           <w:b/>
           <w:bCs/>
           <w:color w:val="111318"/>
-          <w:sz w:val="20"/>
-          <w:szCs w:val="20"/>
+          <w:sz w:val="22"/>
+          <w:szCs w:val="22"/>
         </w:rPr>
         <w:t xml:space="preserve">B.Sc. Communication &amp; Electronics Engineering</w:t>
       </w:r>
+    </w:p>
+    <w:p>
+      <w:pPr>
+        <w:keepNext/>
+      </w:pPr>
       <w:r>
         <w:rPr>
           <w:rFonts w:ascii="Arial" w:cs="Arial" w:eastAsia="Arial" w:hAnsi="Arial"/>
@@ -854,7 +865,7 @@
           <w:sz w:val="20"/>
           <w:szCs w:val="20"/>
         </w:rPr>
-        <w:t xml:space="preserve"> | 6 October High Institute for Engineering &amp; Technology | 2014 - 2019</w:t>
+        <w:t xml:space="preserve">6 October High Institute for Engineering &amp; Technology | 2014 - 2019</w:t>
       </w:r>
     </w:p>
     <w:p>
@@ -879,6 +890,7 @@
     </w:p>
     <w:p>
       <w:pPr>
+        <w:keepNext/>
         <w:spacing w:before="0"/>
       </w:pPr>
       <w:r>
@@ -887,11 +899,16 @@
           <w:b/>
           <w:bCs/>
           <w:color w:val="111318"/>
-          <w:sz w:val="20"/>
-          <w:szCs w:val="20"/>
+          <w:sz w:val="22"/>
+          <w:szCs w:val="22"/>
         </w:rPr>
         <w:t xml:space="preserve">Full Stack Intensive Code Camp - MEARN Stack</w:t>
       </w:r>
+    </w:p>
+    <w:p>
+      <w:pPr>
+        <w:keepNext/>
+      </w:pPr>
       <w:r>
         <w:rPr>
           <w:rFonts w:ascii="Arial" w:cs="Arial" w:eastAsia="Arial" w:hAnsi="Arial"/>
@@ -899,7 +916,7 @@
           <w:sz w:val="20"/>
           <w:szCs w:val="20"/>
         </w:rPr>
-        <w:t xml:space="preserve"> | Information Technology Institute (ITI) | Jul 2025 - Dec 2025</w:t>
+        <w:t xml:space="preserve">Information Technology Institute (ITI) | Jul 2025 - Dec 2025</w:t>
       </w:r>
     </w:p>
     <w:sectPr>

--- a/public/Montaser-Ismail-CV.docx
+++ b/public/Montaser-Ismail-CV.docx
@@ -57,7 +57,7 @@
         </w:rPr>
         <w:t xml:space="preserve"> | </w:t>
       </w:r>
-      <w:hyperlink w:history="1" r:id="rIdbpiilq47fbguhio433ogy">
+      <w:hyperlink w:history="1" r:id="rIda5cvtsqwjjmubzisuypbr">
         <w:r>
           <w:rPr>
             <w:rFonts w:ascii="Arial" w:cs="Arial" w:eastAsia="Arial" w:hAnsi="Arial"/>
@@ -77,7 +77,7 @@
         </w:rPr>
         <w:t xml:space="preserve"> | </w:t>
       </w:r>
-      <w:hyperlink w:history="1" r:id="rIdhr9krtnj1bpuke9ylm3ee">
+      <w:hyperlink w:history="1" r:id="rIdp8ue2id9tun95ybzpy8p_">
         <w:r>
           <w:rPr>
             <w:rFonts w:ascii="Arial" w:cs="Arial" w:eastAsia="Arial" w:hAnsi="Arial"/>
@@ -93,7 +93,7 @@
       <w:pPr>
         <w:jc w:val="center"/>
       </w:pPr>
-      <w:hyperlink w:history="1" r:id="rIdvu8lcxe_rduhniri_r-9g">
+      <w:hyperlink w:history="1" r:id="rId_ghiuytu2yo7c3eo3h-zj">
         <w:r>
           <w:rPr>
             <w:rFonts w:ascii="Arial" w:cs="Arial" w:eastAsia="Arial" w:hAnsi="Arial"/>
@@ -113,7 +113,7 @@
         </w:rPr>
         <w:t xml:space="preserve"> | </w:t>
       </w:r>
-      <w:hyperlink w:history="1" r:id="rIdhnrtv_fkebmmx751a17ln">
+      <w:hyperlink w:history="1" r:id="rIdugc25lfpejmwv6vvthayv">
         <w:r>
           <w:rPr>
             <w:rFonts w:ascii="Arial" w:cs="Arial" w:eastAsia="Arial" w:hAnsi="Arial"/>
@@ -133,7 +133,7 @@
         </w:rPr>
         <w:t xml:space="preserve"> | </w:t>
       </w:r>
-      <w:hyperlink w:history="1" r:id="rIdusrhpvsbq3gxom60mi21t">
+      <w:hyperlink w:history="1" r:id="rIdcf2hbzun1sgezz-n-orot">
         <w:r>
           <w:rPr>
             <w:rFonts w:ascii="Arial" w:cs="Arial" w:eastAsia="Arial" w:hAnsi="Arial"/>
@@ -325,7 +325,7 @@
           <w:sz w:val="20"/>
           <w:szCs w:val="20"/>
         </w:rPr>
-        <w:t xml:space="preserve">OOP, SOLID, Design patterns, REST and GraphQL API design, Git, Linux</w:t>
+        <w:t xml:space="preserve">Agile / Scrum, OOP, SOLID, Design patterns, REST and GraphQL API design, Git, Linux</w:t>
       </w:r>
     </w:p>
     <w:p>
@@ -368,15 +368,28 @@
     <w:p>
       <w:pPr>
         <w:keepNext/>
-      </w:pPr>
-      <w:r>
-        <w:rPr>
-          <w:rFonts w:ascii="Arial" w:cs="Arial" w:eastAsia="Arial" w:hAnsi="Arial"/>
-          <w:color w:val="3F4552"/>
-          <w:sz w:val="20"/>
-          <w:szCs w:val="20"/>
-        </w:rPr>
-        <w:t xml:space="preserve">Arkaan International Group Co. | Dec 2025 - Present</w:t>
+        <w:tabs>
+          <w:tab w:val="right" w:pos="10204"/>
+        </w:tabs>
+      </w:pPr>
+      <w:r>
+        <w:rPr>
+          <w:rFonts w:ascii="Arial" w:cs="Arial" w:eastAsia="Arial" w:hAnsi="Arial"/>
+          <w:color w:val="3F4552"/>
+          <w:sz w:val="20"/>
+          <w:szCs w:val="20"/>
+        </w:rPr>
+        <w:t xml:space="preserve">Arkaan International Group Co.</w:t>
+      </w:r>
+      <w:r>
+        <w:rPr>
+          <w:rFonts w:ascii="Arial" w:cs="Arial" w:eastAsia="Arial" w:hAnsi="Arial"/>
+          <w:color w:val="3F4552"/>
+          <w:sz w:val="20"/>
+          <w:szCs w:val="20"/>
+        </w:rPr>
+        <w:tab/>
+        <w:t xml:space="preserve">Dec 2025 - Present</w:t>
       </w:r>
     </w:p>
     <w:p>
@@ -471,15 +484,28 @@
     <w:p>
       <w:pPr>
         <w:keepNext/>
-      </w:pPr>
-      <w:r>
-        <w:rPr>
-          <w:rFonts w:ascii="Arial" w:cs="Arial" w:eastAsia="Arial" w:hAnsi="Arial"/>
-          <w:color w:val="3F4552"/>
-          <w:sz w:val="20"/>
-          <w:szCs w:val="20"/>
-        </w:rPr>
-        <w:t xml:space="preserve">Qyser Tech. | Sep 2024 - Mar 2026</w:t>
+        <w:tabs>
+          <w:tab w:val="right" w:pos="10204"/>
+        </w:tabs>
+      </w:pPr>
+      <w:r>
+        <w:rPr>
+          <w:rFonts w:ascii="Arial" w:cs="Arial" w:eastAsia="Arial" w:hAnsi="Arial"/>
+          <w:color w:val="3F4552"/>
+          <w:sz w:val="20"/>
+          <w:szCs w:val="20"/>
+        </w:rPr>
+        <w:t xml:space="preserve">Qyser Tech.</w:t>
+      </w:r>
+      <w:r>
+        <w:rPr>
+          <w:rFonts w:ascii="Arial" w:cs="Arial" w:eastAsia="Arial" w:hAnsi="Arial"/>
+          <w:color w:val="3F4552"/>
+          <w:sz w:val="20"/>
+          <w:szCs w:val="20"/>
+        </w:rPr>
+        <w:tab/>
+        <w:t xml:space="preserve">Sep 2024 - Mar 2026</w:t>
       </w:r>
     </w:p>
     <w:p>
@@ -579,21 +605,34 @@
           <w:sz w:val="22"/>
           <w:szCs w:val="22"/>
         </w:rPr>
-        <w:t xml:space="preserve"> | Shift-scheduling platform for hospitals</w:t>
-      </w:r>
-    </w:p>
-    <w:p>
-      <w:pPr>
-        <w:keepNext/>
-      </w:pPr>
-      <w:r>
-        <w:rPr>
-          <w:rFonts w:ascii="Arial" w:cs="Arial" w:eastAsia="Arial" w:hAnsi="Arial"/>
-          <w:color w:val="3F4552"/>
-          <w:sz w:val="20"/>
-          <w:szCs w:val="20"/>
-        </w:rPr>
-        <w:t xml:space="preserve">Full-stack engineer, API lead | Team project | Oct 2025 - Nov 2025</w:t>
+        <w:t xml:space="preserve">: Shift-scheduling platform for hospitals</w:t>
+      </w:r>
+    </w:p>
+    <w:p>
+      <w:pPr>
+        <w:keepNext/>
+        <w:tabs>
+          <w:tab w:val="right" w:pos="10204"/>
+        </w:tabs>
+      </w:pPr>
+      <w:r>
+        <w:rPr>
+          <w:rFonts w:ascii="Arial" w:cs="Arial" w:eastAsia="Arial" w:hAnsi="Arial"/>
+          <w:color w:val="3F4552"/>
+          <w:sz w:val="20"/>
+          <w:szCs w:val="20"/>
+        </w:rPr>
+        <w:t xml:space="preserve">Full-stack engineer, API lead - Team project</w:t>
+      </w:r>
+      <w:r>
+        <w:rPr>
+          <w:rFonts w:ascii="Arial" w:cs="Arial" w:eastAsia="Arial" w:hAnsi="Arial"/>
+          <w:color w:val="3F4552"/>
+          <w:sz w:val="20"/>
+          <w:szCs w:val="20"/>
+        </w:rPr>
+        <w:tab/>
+        <w:t xml:space="preserve">Oct 2025 - Nov 2025</w:t>
       </w:r>
     </w:p>
     <w:p>
@@ -611,7 +650,7 @@
           <w:sz w:val="20"/>
           <w:szCs w:val="20"/>
         </w:rPr>
-        <w:t xml:space="preserve">Built the GitHub Actions CI/CD: Nx lint, test and build on each push; Docker image deployed to Heroku.</w:t>
+        <w:t xml:space="preserve">Built the CI/CD pipeline in GitHub Actions (Nx lint, test and build on each push) and deployed the Dockerized API to the cloud on Heroku.</w:t>
       </w:r>
     </w:p>
     <w:p>
@@ -666,21 +705,34 @@
           <w:sz w:val="22"/>
           <w:szCs w:val="22"/>
         </w:rPr>
-        <w:t xml:space="preserve"> | Content platform for editorial teams</w:t>
-      </w:r>
-    </w:p>
-    <w:p>
-      <w:pPr>
-        <w:keepNext/>
-      </w:pPr>
-      <w:r>
-        <w:rPr>
-          <w:rFonts w:ascii="Arial" w:cs="Arial" w:eastAsia="Arial" w:hAnsi="Arial"/>
-          <w:color w:val="3F4552"/>
-          <w:sz w:val="20"/>
-          <w:szCs w:val="20"/>
-        </w:rPr>
-        <w:t xml:space="preserve">Full-stack engineer | Own product, live | Sep 2026 - Present</w:t>
+        <w:t xml:space="preserve">: Content platform for editorial teams</w:t>
+      </w:r>
+    </w:p>
+    <w:p>
+      <w:pPr>
+        <w:keepNext/>
+        <w:tabs>
+          <w:tab w:val="right" w:pos="10204"/>
+        </w:tabs>
+      </w:pPr>
+      <w:r>
+        <w:rPr>
+          <w:rFonts w:ascii="Arial" w:cs="Arial" w:eastAsia="Arial" w:hAnsi="Arial"/>
+          <w:color w:val="3F4552"/>
+          <w:sz w:val="20"/>
+          <w:szCs w:val="20"/>
+        </w:rPr>
+        <w:t xml:space="preserve">Full-stack engineer - Own product, live</w:t>
+      </w:r>
+      <w:r>
+        <w:rPr>
+          <w:rFonts w:ascii="Arial" w:cs="Arial" w:eastAsia="Arial" w:hAnsi="Arial"/>
+          <w:color w:val="3F4552"/>
+          <w:sz w:val="20"/>
+          <w:szCs w:val="20"/>
+        </w:rPr>
+        <w:tab/>
+        <w:t xml:space="preserve">Sep 2026 - Present</w:t>
       </w:r>
     </w:p>
     <w:p>
@@ -698,7 +750,7 @@
           <w:sz w:val="20"/>
           <w:szCs w:val="20"/>
         </w:rPr>
-        <w:t xml:space="preserve">Runs on Vercel and Render with Neon PostgreSQL, Upstash Redis and Cloudflare R2; GitHub Actions CI runs lint and tests.</w:t>
+        <w:t xml:space="preserve">Deployed to the cloud on Vercel and Render with managed PostgreSQL, Redis and S3-compatible storage; GitHub Actions CI runs lint and tests.</w:t>
       </w:r>
     </w:p>
     <w:p>
@@ -753,21 +805,34 @@
           <w:sz w:val="22"/>
           <w:szCs w:val="22"/>
         </w:rPr>
-        <w:t xml:space="preserve"> | Real-time API behind a ride-hailing app</w:t>
-      </w:r>
-    </w:p>
-    <w:p>
-      <w:pPr>
-        <w:keepNext/>
-      </w:pPr>
-      <w:r>
-        <w:rPr>
-          <w:rFonts w:ascii="Arial" w:cs="Arial" w:eastAsia="Arial" w:hAnsi="Arial"/>
-          <w:color w:val="3F4552"/>
-          <w:sz w:val="20"/>
-          <w:szCs w:val="20"/>
-        </w:rPr>
-        <w:t xml:space="preserve">Backend developer | Delivery Quote Ltd, team project | Dec 2025 - Feb 2026</w:t>
+        <w:t xml:space="preserve">: Real-time API behind a ride-hailing app</w:t>
+      </w:r>
+    </w:p>
+    <w:p>
+      <w:pPr>
+        <w:keepNext/>
+        <w:tabs>
+          <w:tab w:val="right" w:pos="10204"/>
+        </w:tabs>
+      </w:pPr>
+      <w:r>
+        <w:rPr>
+          <w:rFonts w:ascii="Arial" w:cs="Arial" w:eastAsia="Arial" w:hAnsi="Arial"/>
+          <w:color w:val="3F4552"/>
+          <w:sz w:val="20"/>
+          <w:szCs w:val="20"/>
+        </w:rPr>
+        <w:t xml:space="preserve">Backend developer - Delivery Quote Ltd, team project</w:t>
+      </w:r>
+      <w:r>
+        <w:rPr>
+          <w:rFonts w:ascii="Arial" w:cs="Arial" w:eastAsia="Arial" w:hAnsi="Arial"/>
+          <w:color w:val="3F4552"/>
+          <w:sz w:val="20"/>
+          <w:szCs w:val="20"/>
+        </w:rPr>
+        <w:tab/>
+        <w:t xml:space="preserve">Dec 2025 - Feb 2026</w:t>
       </w:r>
     </w:p>
     <w:p>
@@ -857,15 +922,28 @@
     <w:p>
       <w:pPr>
         <w:keepNext/>
-      </w:pPr>
-      <w:r>
-        <w:rPr>
-          <w:rFonts w:ascii="Arial" w:cs="Arial" w:eastAsia="Arial" w:hAnsi="Arial"/>
-          <w:color w:val="3F4552"/>
-          <w:sz w:val="20"/>
-          <w:szCs w:val="20"/>
-        </w:rPr>
-        <w:t xml:space="preserve">6 October High Institute for Engineering &amp; Technology | 2014 - 2019</w:t>
+        <w:tabs>
+          <w:tab w:val="right" w:pos="10204"/>
+        </w:tabs>
+      </w:pPr>
+      <w:r>
+        <w:rPr>
+          <w:rFonts w:ascii="Arial" w:cs="Arial" w:eastAsia="Arial" w:hAnsi="Arial"/>
+          <w:color w:val="3F4552"/>
+          <w:sz w:val="20"/>
+          <w:szCs w:val="20"/>
+        </w:rPr>
+        <w:t xml:space="preserve">6 October High Institute for Engineering &amp; Technology</w:t>
+      </w:r>
+      <w:r>
+        <w:rPr>
+          <w:rFonts w:ascii="Arial" w:cs="Arial" w:eastAsia="Arial" w:hAnsi="Arial"/>
+          <w:color w:val="3F4552"/>
+          <w:sz w:val="20"/>
+          <w:szCs w:val="20"/>
+        </w:rPr>
+        <w:tab/>
+        <w:t xml:space="preserve">2014 - 2019</w:t>
       </w:r>
     </w:p>
     <w:p>
@@ -908,15 +986,28 @@
     <w:p>
       <w:pPr>
         <w:keepNext/>
-      </w:pPr>
-      <w:r>
-        <w:rPr>
-          <w:rFonts w:ascii="Arial" w:cs="Arial" w:eastAsia="Arial" w:hAnsi="Arial"/>
-          <w:color w:val="3F4552"/>
-          <w:sz w:val="20"/>
-          <w:szCs w:val="20"/>
-        </w:rPr>
-        <w:t xml:space="preserve">Information Technology Institute (ITI) | Jul 2025 - Dec 2025</w:t>
+        <w:tabs>
+          <w:tab w:val="right" w:pos="10204"/>
+        </w:tabs>
+      </w:pPr>
+      <w:r>
+        <w:rPr>
+          <w:rFonts w:ascii="Arial" w:cs="Arial" w:eastAsia="Arial" w:hAnsi="Arial"/>
+          <w:color w:val="3F4552"/>
+          <w:sz w:val="20"/>
+          <w:szCs w:val="20"/>
+        </w:rPr>
+        <w:t xml:space="preserve">Information Technology Institute (ITI)</w:t>
+      </w:r>
+      <w:r>
+        <w:rPr>
+          <w:rFonts w:ascii="Arial" w:cs="Arial" w:eastAsia="Arial" w:hAnsi="Arial"/>
+          <w:color w:val="3F4552"/>
+          <w:sz w:val="20"/>
+          <w:szCs w:val="20"/>
+        </w:rPr>
+        <w:tab/>
+        <w:t xml:space="preserve">Jul 2025 - Dec 2025</w:t>
       </w:r>
     </w:p>
     <w:sectPr>

--- a/public/Montaser-Ismail-CV.docx
+++ b/public/Montaser-Ismail-CV.docx
@@ -57,7 +57,7 @@
         </w:rPr>
         <w:t xml:space="preserve"> | </w:t>
       </w:r>
-      <w:hyperlink w:history="1" r:id="rIda5cvtsqwjjmubzisuypbr">
+      <w:hyperlink w:history="1" r:id="rIdt7vsobzto88fu-rt6v-n0">
         <w:r>
           <w:rPr>
             <w:rFonts w:ascii="Arial" w:cs="Arial" w:eastAsia="Arial" w:hAnsi="Arial"/>
@@ -77,7 +77,7 @@
         </w:rPr>
         <w:t xml:space="preserve"> | </w:t>
       </w:r>
-      <w:hyperlink w:history="1" r:id="rIdp8ue2id9tun95ybzpy8p_">
+      <w:hyperlink w:history="1" r:id="rIdqfywxg_otjuyu31qxomuw">
         <w:r>
           <w:rPr>
             <w:rFonts w:ascii="Arial" w:cs="Arial" w:eastAsia="Arial" w:hAnsi="Arial"/>
@@ -93,7 +93,7 @@
       <w:pPr>
         <w:jc w:val="center"/>
       </w:pPr>
-      <w:hyperlink w:history="1" r:id="rId_ghiuytu2yo7c3eo3h-zj">
+      <w:hyperlink w:history="1" r:id="rIdswukkmz0l-jnkqyf-s0o1">
         <w:r>
           <w:rPr>
             <w:rFonts w:ascii="Arial" w:cs="Arial" w:eastAsia="Arial" w:hAnsi="Arial"/>
@@ -113,7 +113,7 @@
         </w:rPr>
         <w:t xml:space="preserve"> | </w:t>
       </w:r>
-      <w:hyperlink w:history="1" r:id="rIdugc25lfpejmwv6vvthayv">
+      <w:hyperlink w:history="1" r:id="rIdrvl4bjxqrwplxpcp80dap">
         <w:r>
           <w:rPr>
             <w:rFonts w:ascii="Arial" w:cs="Arial" w:eastAsia="Arial" w:hAnsi="Arial"/>
@@ -133,7 +133,7 @@
         </w:rPr>
         <w:t xml:space="preserve"> | </w:t>
       </w:r>
-      <w:hyperlink w:history="1" r:id="rIdcf2hbzun1sgezz-n-orot">
+      <w:hyperlink w:history="1" r:id="rIdtyainl4leqro-kdhh0dfp">
         <w:r>
           <w:rPr>
             <w:rFonts w:ascii="Arial" w:cs="Arial" w:eastAsia="Arial" w:hAnsi="Arial"/>
@@ -215,7 +215,7 @@
           <w:sz w:val="20"/>
           <w:szCs w:val="20"/>
         </w:rPr>
-        <w:t xml:space="preserve">React, Next.js, Angular, TypeScript, Redux Toolkit, Material UI, Tailwind CSS, Framer Motion</w:t>
+        <w:t xml:space="preserve">React, Next.js, Angular, TypeScript, HTML, CSS, SASS, Redux Toolkit, Material UI, Tailwind CSS, Framer Motion</w:t>
       </w:r>
     </w:p>
     <w:p>
@@ -259,7 +259,7 @@
           <w:sz w:val="20"/>
           <w:szCs w:val="20"/>
         </w:rPr>
-        <w:t xml:space="preserve">MongoDB, PostgreSQL, Prisma, MySQL, SQL Server, AWS S3</w:t>
+        <w:t xml:space="preserve">MongoDB, PostgreSQL, SQL, Prisma, MySQL, SQL Server, AWS S3</w:t>
       </w:r>
     </w:p>
     <w:p>
@@ -294,16 +294,16 @@
           <w:sz w:val="20"/>
           <w:szCs w:val="20"/>
         </w:rPr>
-        <w:t xml:space="preserve">Languages: </w:t>
-      </w:r>
-      <w:r>
-        <w:rPr>
-          <w:rFonts w:ascii="Arial" w:cs="Arial" w:eastAsia="Arial" w:hAnsi="Arial"/>
-          <w:color w:val="111318"/>
-          <w:sz w:val="20"/>
-          <w:szCs w:val="20"/>
-        </w:rPr>
-        <w:t xml:space="preserve">JavaScript, TypeScript, HTML, CSS, SASS, SQL, Python, C</w:t>
+        <w:t xml:space="preserve">Programming languages: </w:t>
+      </w:r>
+      <w:r>
+        <w:rPr>
+          <w:rFonts w:ascii="Arial" w:cs="Arial" w:eastAsia="Arial" w:hAnsi="Arial"/>
+          <w:color w:val="111318"/>
+          <w:sz w:val="20"/>
+          <w:szCs w:val="20"/>
+        </w:rPr>
+        <w:t xml:space="preserve">JavaScript, TypeScript, Python, C</w:t>
       </w:r>
     </w:p>
     <w:p>

--- a/public/Montaser-Ismail-CV.docx
+++ b/public/Montaser-Ismail-CV.docx
@@ -57,7 +57,7 @@
         </w:rPr>
         <w:t xml:space="preserve"> | </w:t>
       </w:r>
-      <w:hyperlink w:history="1" r:id="rIdt7vsobzto88fu-rt6v-n0">
+      <w:hyperlink w:history="1" r:id="rId35dmveehdrqdjeblwpphx">
         <w:r>
           <w:rPr>
             <w:rFonts w:ascii="Arial" w:cs="Arial" w:eastAsia="Arial" w:hAnsi="Arial"/>
@@ -77,7 +77,7 @@
         </w:rPr>
         <w:t xml:space="preserve"> | </w:t>
       </w:r>
-      <w:hyperlink w:history="1" r:id="rIdqfywxg_otjuyu31qxomuw">
+      <w:hyperlink w:history="1" r:id="rIdcezgvdkfaqlmh9hr6teup">
         <w:r>
           <w:rPr>
             <w:rFonts w:ascii="Arial" w:cs="Arial" w:eastAsia="Arial" w:hAnsi="Arial"/>
@@ -93,7 +93,7 @@
       <w:pPr>
         <w:jc w:val="center"/>
       </w:pPr>
-      <w:hyperlink w:history="1" r:id="rIdswukkmz0l-jnkqyf-s0o1">
+      <w:hyperlink w:history="1" r:id="rIdniepbq1408newuzgxv_-o">
         <w:r>
           <w:rPr>
             <w:rFonts w:ascii="Arial" w:cs="Arial" w:eastAsia="Arial" w:hAnsi="Arial"/>
@@ -113,7 +113,7 @@
         </w:rPr>
         <w:t xml:space="preserve"> | </w:t>
       </w:r>
-      <w:hyperlink w:history="1" r:id="rIdrvl4bjxqrwplxpcp80dap">
+      <w:hyperlink w:history="1" r:id="rIdhowff0w6jd2u1uvl82iks">
         <w:r>
           <w:rPr>
             <w:rFonts w:ascii="Arial" w:cs="Arial" w:eastAsia="Arial" w:hAnsi="Arial"/>
@@ -133,7 +133,7 @@
         </w:rPr>
         <w:t xml:space="preserve"> | </w:t>
       </w:r>
-      <w:hyperlink w:history="1" r:id="rIdtyainl4leqro-kdhh0dfp">
+      <w:hyperlink w:history="1" r:id="rIdmalsojvrh1udf-xlfpseb">
         <w:r>
           <w:rPr>
             <w:rFonts w:ascii="Arial" w:cs="Arial" w:eastAsia="Arial" w:hAnsi="Arial"/>
@@ -215,7 +215,7 @@
           <w:sz w:val="20"/>
           <w:szCs w:val="20"/>
         </w:rPr>
-        <w:t xml:space="preserve">React, Next.js, Angular, TypeScript, HTML, CSS, SASS, Redux Toolkit, Material UI, Tailwind CSS, Framer Motion</w:t>
+        <w:t xml:space="preserve">React, Next.js, Angular, TypeScript, HTML, CSS, SASS, Redux Toolkit, Material UI, Tailwind CSS</w:t>
       </w:r>
     </w:p>
     <w:p>

--- a/public/Montaser-Ismail-CV.docx
+++ b/public/Montaser-Ismail-CV.docx
@@ -57,7 +57,7 @@
         </w:rPr>
         <w:t xml:space="preserve"> | </w:t>
       </w:r>
-      <w:hyperlink w:history="1" r:id="rId35dmveehdrqdjeblwpphx">
+      <w:hyperlink w:history="1" r:id="rIdwgjzpx1mjgikce0jigiyg">
         <w:r>
           <w:rPr>
             <w:rFonts w:ascii="Arial" w:cs="Arial" w:eastAsia="Arial" w:hAnsi="Arial"/>
@@ -77,7 +77,7 @@
         </w:rPr>
         <w:t xml:space="preserve"> | </w:t>
       </w:r>
-      <w:hyperlink w:history="1" r:id="rIdcezgvdkfaqlmh9hr6teup">
+      <w:hyperlink w:history="1" r:id="rIdupckzefp11r6myuufv6f6">
         <w:r>
           <w:rPr>
             <w:rFonts w:ascii="Arial" w:cs="Arial" w:eastAsia="Arial" w:hAnsi="Arial"/>
@@ -93,7 +93,7 @@
       <w:pPr>
         <w:jc w:val="center"/>
       </w:pPr>
-      <w:hyperlink w:history="1" r:id="rIdniepbq1408newuzgxv_-o">
+      <w:hyperlink w:history="1" r:id="rIdujfvpk_zpbdxyk3aqpgfd">
         <w:r>
           <w:rPr>
             <w:rFonts w:ascii="Arial" w:cs="Arial" w:eastAsia="Arial" w:hAnsi="Arial"/>
@@ -113,7 +113,7 @@
         </w:rPr>
         <w:t xml:space="preserve"> | </w:t>
       </w:r>
-      <w:hyperlink w:history="1" r:id="rIdhowff0w6jd2u1uvl82iks">
+      <w:hyperlink w:history="1" r:id="rIdldmpzrnc4pk6_s3bpdurr">
         <w:r>
           <w:rPr>
             <w:rFonts w:ascii="Arial" w:cs="Arial" w:eastAsia="Arial" w:hAnsi="Arial"/>
@@ -133,7 +133,7 @@
         </w:rPr>
         <w:t xml:space="preserve"> | </w:t>
       </w:r>
-      <w:hyperlink w:history="1" r:id="rIdmalsojvrh1udf-xlfpseb">
+      <w:hyperlink w:history="1" r:id="rIdfwgvtsqvmcxsiexdatd3d">
         <w:r>
           <w:rPr>
             <w:rFonts w:ascii="Arial" w:cs="Arial" w:eastAsia="Arial" w:hAnsi="Arial"/>
@@ -379,15 +379,16 @@
           <w:sz w:val="20"/>
           <w:szCs w:val="20"/>
         </w:rPr>
-        <w:t xml:space="preserve">Arkaan International Group Co.</w:t>
-      </w:r>
-      <w:r>
-        <w:rPr>
-          <w:rFonts w:ascii="Arial" w:cs="Arial" w:eastAsia="Arial" w:hAnsi="Arial"/>
-          <w:color w:val="3F4552"/>
-          <w:sz w:val="20"/>
-          <w:szCs w:val="20"/>
-        </w:rPr>
+        <w:t xml:space="preserve">Arkaan International Group Co. - Full-time</w:t>
+      </w:r>
+      <w:r>
+        <w:rPr>
+          <w:rFonts w:ascii="Arial" w:cs="Arial" w:eastAsia="Arial" w:hAnsi="Arial"/>
+          <w:color w:val="3F4552"/>
+          <w:sz w:val="20"/>
+          <w:szCs w:val="20"/>
+        </w:rPr>
+        <w:t xml:space="preserve"> </w:t>
         <w:tab/>
         <w:t xml:space="preserve">Dec 2025 - Present</w:t>
       </w:r>
@@ -495,15 +496,16 @@
           <w:sz w:val="20"/>
           <w:szCs w:val="20"/>
         </w:rPr>
-        <w:t xml:space="preserve">Qyser Tech.</w:t>
-      </w:r>
-      <w:r>
-        <w:rPr>
-          <w:rFonts w:ascii="Arial" w:cs="Arial" w:eastAsia="Arial" w:hAnsi="Arial"/>
-          <w:color w:val="3F4552"/>
-          <w:sz w:val="20"/>
-          <w:szCs w:val="20"/>
-        </w:rPr>
+        <w:t xml:space="preserve">Qyser Tech. - Part-time, Remote</w:t>
+      </w:r>
+      <w:r>
+        <w:rPr>
+          <w:rFonts w:ascii="Arial" w:cs="Arial" w:eastAsia="Arial" w:hAnsi="Arial"/>
+          <w:color w:val="3F4552"/>
+          <w:sz w:val="20"/>
+          <w:szCs w:val="20"/>
+        </w:rPr>
+        <w:t xml:space="preserve"> </w:t>
         <w:tab/>
         <w:t xml:space="preserve">Sep 2024 - Mar 2026</w:t>
       </w:r>
@@ -631,6 +633,7 @@
           <w:sz w:val="20"/>
           <w:szCs w:val="20"/>
         </w:rPr>
+        <w:t xml:space="preserve"> </w:t>
         <w:tab/>
         <w:t xml:space="preserve">Oct 2025 - Nov 2025</w:t>
       </w:r>
@@ -731,6 +734,7 @@
           <w:sz w:val="20"/>
           <w:szCs w:val="20"/>
         </w:rPr>
+        <w:t xml:space="preserve"> </w:t>
         <w:tab/>
         <w:t xml:space="preserve">Sep 2026 - Present</w:t>
       </w:r>
@@ -822,15 +826,16 @@
           <w:sz w:val="20"/>
           <w:szCs w:val="20"/>
         </w:rPr>
-        <w:t xml:space="preserve">Backend developer - Delivery Quote Ltd, team project</w:t>
-      </w:r>
-      <w:r>
-        <w:rPr>
-          <w:rFonts w:ascii="Arial" w:cs="Arial" w:eastAsia="Arial" w:hAnsi="Arial"/>
-          <w:color w:val="3F4552"/>
-          <w:sz w:val="20"/>
-          <w:szCs w:val="20"/>
-        </w:rPr>
+        <w:t xml:space="preserve">Backend developer - Delivery Quote Ltd, freelance, team project</w:t>
+      </w:r>
+      <w:r>
+        <w:rPr>
+          <w:rFonts w:ascii="Arial" w:cs="Arial" w:eastAsia="Arial" w:hAnsi="Arial"/>
+          <w:color w:val="3F4552"/>
+          <w:sz w:val="20"/>
+          <w:szCs w:val="20"/>
+        </w:rPr>
+        <w:t xml:space="preserve"> </w:t>
         <w:tab/>
         <w:t xml:space="preserve">Dec 2025 - Feb 2026</w:t>
       </w:r>
@@ -942,6 +947,7 @@
           <w:sz w:val="20"/>
           <w:szCs w:val="20"/>
         </w:rPr>
+        <w:t xml:space="preserve"> </w:t>
         <w:tab/>
         <w:t xml:space="preserve">2014 - 2019</w:t>
       </w:r>
@@ -1006,6 +1012,7 @@
           <w:sz w:val="20"/>
           <w:szCs w:val="20"/>
         </w:rPr>
+        <w:t xml:space="preserve"> </w:t>
         <w:tab/>
         <w:t xml:space="preserve">Jul 2025 - Dec 2025</w:t>
       </w:r>

--- a/public/Montaser-Ismail-CV.docx
+++ b/public/Montaser-Ismail-CV.docx
@@ -57,7 +57,7 @@
         </w:rPr>
         <w:t xml:space="preserve"> | </w:t>
       </w:r>
-      <w:hyperlink w:history="1" r:id="rIdwgjzpx1mjgikce0jigiyg">
+      <w:hyperlink w:history="1" r:id="rId09cyhntywfoxqdu__vpwm">
         <w:r>
           <w:rPr>
             <w:rFonts w:ascii="Arial" w:cs="Arial" w:eastAsia="Arial" w:hAnsi="Arial"/>
@@ -77,7 +77,7 @@
         </w:rPr>
         <w:t xml:space="preserve"> | </w:t>
       </w:r>
-      <w:hyperlink w:history="1" r:id="rIdupckzefp11r6myuufv6f6">
+      <w:hyperlink w:history="1" r:id="rIdngpw77mssinetlcjzji0_">
         <w:r>
           <w:rPr>
             <w:rFonts w:ascii="Arial" w:cs="Arial" w:eastAsia="Arial" w:hAnsi="Arial"/>
@@ -93,7 +93,7 @@
       <w:pPr>
         <w:jc w:val="center"/>
       </w:pPr>
-      <w:hyperlink w:history="1" r:id="rIdujfvpk_zpbdxyk3aqpgfd">
+      <w:hyperlink w:history="1" r:id="rId5aaobz5ye-gj69h8zt81j">
         <w:r>
           <w:rPr>
             <w:rFonts w:ascii="Arial" w:cs="Arial" w:eastAsia="Arial" w:hAnsi="Arial"/>
@@ -113,7 +113,7 @@
         </w:rPr>
         <w:t xml:space="preserve"> | </w:t>
       </w:r>
-      <w:hyperlink w:history="1" r:id="rIdldmpzrnc4pk6_s3bpdurr">
+      <w:hyperlink w:history="1" r:id="rIddklboarxfpzrgk_ssbbys">
         <w:r>
           <w:rPr>
             <w:rFonts w:ascii="Arial" w:cs="Arial" w:eastAsia="Arial" w:hAnsi="Arial"/>
@@ -133,7 +133,7 @@
         </w:rPr>
         <w:t xml:space="preserve"> | </w:t>
       </w:r>
-      <w:hyperlink w:history="1" r:id="rIdfwgvtsqvmcxsiexdatd3d">
+      <w:hyperlink w:history="1" r:id="rIdlhiqsj1dv6utzof-cpkx7">
         <w:r>
           <w:rPr>
             <w:rFonts w:ascii="Arial" w:cs="Arial" w:eastAsia="Arial" w:hAnsi="Arial"/>
@@ -368,9 +368,6 @@
     <w:p>
       <w:pPr>
         <w:keepNext/>
-        <w:tabs>
-          <w:tab w:val="right" w:pos="10204"/>
-        </w:tabs>
       </w:pPr>
       <w:r>
         <w:rPr>
@@ -379,90 +376,63 @@
           <w:sz w:val="20"/>
           <w:szCs w:val="20"/>
         </w:rPr>
-        <w:t xml:space="preserve">Arkaan International Group Co. - Full-time</w:t>
-      </w:r>
-      <w:r>
-        <w:rPr>
-          <w:rFonts w:ascii="Arial" w:cs="Arial" w:eastAsia="Arial" w:hAnsi="Arial"/>
-          <w:color w:val="3F4552"/>
-          <w:sz w:val="20"/>
-          <w:szCs w:val="20"/>
-        </w:rPr>
-        <w:t xml:space="preserve"> </w:t>
-        <w:tab/>
-        <w:t xml:space="preserve">Dec 2025 - Present</w:t>
-      </w:r>
-    </w:p>
-    <w:p>
-      <w:pPr>
-        <w:pStyle w:val="ListParagraph"/>
-        <w:numPr>
-          <w:ilvl w:val="0"/>
-          <w:numId w:val="1"/>
-        </w:numPr>
-      </w:pPr>
-      <w:r>
-        <w:rPr>
-          <w:rFonts w:ascii="Arial" w:cs="Arial" w:eastAsia="Arial" w:hAnsi="Arial"/>
-          <w:color w:val="111318"/>
-          <w:sz w:val="20"/>
-          <w:szCs w:val="20"/>
-        </w:rPr>
-        <w:t xml:space="preserve">Engineered dynamic UI components rendered entirely from JSON metadata schemas, reducing manual frontend coding effort by ~40%.</w:t>
-      </w:r>
-    </w:p>
-    <w:p>
-      <w:pPr>
-        <w:pStyle w:val="ListParagraph"/>
-        <w:numPr>
-          <w:ilvl w:val="0"/>
-          <w:numId w:val="1"/>
-        </w:numPr>
-      </w:pPr>
-      <w:r>
-        <w:rPr>
-          <w:rFonts w:ascii="Arial" w:cs="Arial" w:eastAsia="Arial" w:hAnsi="Arial"/>
-          <w:color w:val="111318"/>
-          <w:sz w:val="20"/>
-          <w:szCs w:val="20"/>
-        </w:rPr>
-        <w:t xml:space="preserve">Developed configurable form builders that auto-generate layouts from backend data models, cutting form development time by ~70% across 5+ form types.</w:t>
-      </w:r>
-    </w:p>
-    <w:p>
-      <w:pPr>
-        <w:pStyle w:val="ListParagraph"/>
-        <w:numPr>
-          <w:ilvl w:val="0"/>
-          <w:numId w:val="1"/>
-        </w:numPr>
-      </w:pPr>
-      <w:r>
-        <w:rPr>
-          <w:rFonts w:ascii="Arial" w:cs="Arial" w:eastAsia="Arial" w:hAnsi="Arial"/>
-          <w:color w:val="111318"/>
-          <w:sz w:val="20"/>
-          <w:szCs w:val="20"/>
-        </w:rPr>
-        <w:t xml:space="preserve">Built a high-performance rendering engine mapping server-side metadata to reusable React components, supporting 10+ reusable component types application-wide.</w:t>
-      </w:r>
-    </w:p>
-    <w:p>
-      <w:pPr>
-        <w:pStyle w:val="ListParagraph"/>
-        <w:numPr>
-          <w:ilvl w:val="0"/>
-          <w:numId w:val="1"/>
-        </w:numPr>
-      </w:pPr>
-      <w:r>
-        <w:rPr>
-          <w:rFonts w:ascii="Arial" w:cs="Arial" w:eastAsia="Arial" w:hAnsi="Arial"/>
-          <w:color w:val="111318"/>
-          <w:sz w:val="20"/>
-          <w:szCs w:val="20"/>
-        </w:rPr>
-        <w:t xml:space="preserve">Led the front end of a client procurement platform and designed its interface in Figma.</w:t>
+        <w:t xml:space="preserve">Arkaan International Group Co. | Full-time | Dec 2025 - Present</w:t>
+      </w:r>
+    </w:p>
+    <w:p>
+      <w:pPr>
+        <w:ind w:left="180" w:hanging="180"/>
+      </w:pPr>
+      <w:r>
+        <w:rPr>
+          <w:rFonts w:ascii="Arial" w:cs="Arial" w:eastAsia="Arial" w:hAnsi="Arial"/>
+          <w:color w:val="111318"/>
+          <w:sz w:val="20"/>
+          <w:szCs w:val="20"/>
+        </w:rPr>
+        <w:t xml:space="preserve">•  Engineered dynamic UI components rendered entirely from JSON metadata schemas, reducing manual frontend coding effort by ~40%.</w:t>
+      </w:r>
+    </w:p>
+    <w:p>
+      <w:pPr>
+        <w:ind w:left="180" w:hanging="180"/>
+      </w:pPr>
+      <w:r>
+        <w:rPr>
+          <w:rFonts w:ascii="Arial" w:cs="Arial" w:eastAsia="Arial" w:hAnsi="Arial"/>
+          <w:color w:val="111318"/>
+          <w:sz w:val="20"/>
+          <w:szCs w:val="20"/>
+        </w:rPr>
+        <w:t xml:space="preserve">•  Developed configurable form builders that auto-generate layouts from backend data models, cutting form development time by ~70% across 5+ form types.</w:t>
+      </w:r>
+    </w:p>
+    <w:p>
+      <w:pPr>
+        <w:ind w:left="180" w:hanging="180"/>
+      </w:pPr>
+      <w:r>
+        <w:rPr>
+          <w:rFonts w:ascii="Arial" w:cs="Arial" w:eastAsia="Arial" w:hAnsi="Arial"/>
+          <w:color w:val="111318"/>
+          <w:sz w:val="20"/>
+          <w:szCs w:val="20"/>
+        </w:rPr>
+        <w:t xml:space="preserve">•  Built a high-performance rendering engine mapping server-side metadata to reusable React components, supporting 10+ reusable component types application-wide.</w:t>
+      </w:r>
+    </w:p>
+    <w:p>
+      <w:pPr>
+        <w:ind w:left="180" w:hanging="180"/>
+      </w:pPr>
+      <w:r>
+        <w:rPr>
+          <w:rFonts w:ascii="Arial" w:cs="Arial" w:eastAsia="Arial" w:hAnsi="Arial"/>
+          <w:color w:val="111318"/>
+          <w:sz w:val="20"/>
+          <w:szCs w:val="20"/>
+        </w:rPr>
+        <w:t xml:space="preserve">•  Led the front end of a client procurement platform and designed its interface in Figma.</w:t>
       </w:r>
     </w:p>
     <w:p>
@@ -485,9 +455,6 @@
     <w:p>
       <w:pPr>
         <w:keepNext/>
-        <w:tabs>
-          <w:tab w:val="right" w:pos="10204"/>
-        </w:tabs>
       </w:pPr>
       <w:r>
         <w:rPr>
@@ -496,72 +463,49 @@
           <w:sz w:val="20"/>
           <w:szCs w:val="20"/>
         </w:rPr>
-        <w:t xml:space="preserve">Qyser Tech. - Part-time, Remote</w:t>
-      </w:r>
-      <w:r>
-        <w:rPr>
-          <w:rFonts w:ascii="Arial" w:cs="Arial" w:eastAsia="Arial" w:hAnsi="Arial"/>
-          <w:color w:val="3F4552"/>
-          <w:sz w:val="20"/>
-          <w:szCs w:val="20"/>
-        </w:rPr>
-        <w:t xml:space="preserve"> </w:t>
-        <w:tab/>
-        <w:t xml:space="preserve">Sep 2024 - Mar 2026</w:t>
-      </w:r>
-    </w:p>
-    <w:p>
-      <w:pPr>
-        <w:pStyle w:val="ListParagraph"/>
-        <w:numPr>
-          <w:ilvl w:val="0"/>
-          <w:numId w:val="1"/>
-        </w:numPr>
-      </w:pPr>
-      <w:r>
-        <w:rPr>
-          <w:rFonts w:ascii="Arial" w:cs="Arial" w:eastAsia="Arial" w:hAnsi="Arial"/>
-          <w:color w:val="111318"/>
-          <w:sz w:val="20"/>
-          <w:szCs w:val="20"/>
-        </w:rPr>
-        <w:t xml:space="preserve">Architected modular backend services with Node.js and REST APIs, serving 500+ concurrent API requests.</w:t>
-      </w:r>
-    </w:p>
-    <w:p>
-      <w:pPr>
-        <w:pStyle w:val="ListParagraph"/>
-        <w:numPr>
-          <w:ilvl w:val="0"/>
-          <w:numId w:val="1"/>
-        </w:numPr>
-      </w:pPr>
-      <w:r>
-        <w:rPr>
-          <w:rFonts w:ascii="Arial" w:cs="Arial" w:eastAsia="Arial" w:hAnsi="Arial"/>
-          <w:color w:val="111318"/>
-          <w:sz w:val="20"/>
-          <w:szCs w:val="20"/>
-        </w:rPr>
-        <w:t xml:space="preserve">Built dynamic report generation features with complex queries and aggregations, processing across 100K+ records.</w:t>
-      </w:r>
-    </w:p>
-    <w:p>
-      <w:pPr>
-        <w:pStyle w:val="ListParagraph"/>
-        <w:numPr>
-          <w:ilvl w:val="0"/>
-          <w:numId w:val="1"/>
-        </w:numPr>
-      </w:pPr>
-      <w:r>
-        <w:rPr>
-          <w:rFonts w:ascii="Arial" w:cs="Arial" w:eastAsia="Arial" w:hAnsi="Arial"/>
-          <w:color w:val="111318"/>
-          <w:sz w:val="20"/>
-          <w:szCs w:val="20"/>
-        </w:rPr>
-        <w:t xml:space="preserve">Delivered the "Performance" feature using MongoDB aggregations to generate employee insights and support admin approvals, cutting manual HR reporting time by ~60%.</w:t>
+        <w:t xml:space="preserve">Qyser Tech. | Part-time, concurrent, Remote | Sep 2024 - Mar 2026</w:t>
+      </w:r>
+    </w:p>
+    <w:p>
+      <w:pPr>
+        <w:ind w:left="180" w:hanging="180"/>
+      </w:pPr>
+      <w:r>
+        <w:rPr>
+          <w:rFonts w:ascii="Arial" w:cs="Arial" w:eastAsia="Arial" w:hAnsi="Arial"/>
+          <w:color w:val="111318"/>
+          <w:sz w:val="20"/>
+          <w:szCs w:val="20"/>
+        </w:rPr>
+        <w:t xml:space="preserve">•  Architected modular backend services with Node.js and REST APIs, serving 500+ concurrent API requests.</w:t>
+      </w:r>
+    </w:p>
+    <w:p>
+      <w:pPr>
+        <w:ind w:left="180" w:hanging="180"/>
+      </w:pPr>
+      <w:r>
+        <w:rPr>
+          <w:rFonts w:ascii="Arial" w:cs="Arial" w:eastAsia="Arial" w:hAnsi="Arial"/>
+          <w:color w:val="111318"/>
+          <w:sz w:val="20"/>
+          <w:szCs w:val="20"/>
+        </w:rPr>
+        <w:t xml:space="preserve">•  Built dynamic report generation features with complex queries and aggregations, processing across 100K+ records.</w:t>
+      </w:r>
+    </w:p>
+    <w:p>
+      <w:pPr>
+        <w:ind w:left="180" w:hanging="180"/>
+      </w:pPr>
+      <w:r>
+        <w:rPr>
+          <w:rFonts w:ascii="Arial" w:cs="Arial" w:eastAsia="Arial" w:hAnsi="Arial"/>
+          <w:color w:val="111318"/>
+          <w:sz w:val="20"/>
+          <w:szCs w:val="20"/>
+        </w:rPr>
+        <w:t xml:space="preserve">•  Delivered the "Performance" feature using MongoDB aggregations to generate employee insights and support admin approvals, cutting manual HR reporting time by ~60%.</w:t>
       </w:r>
     </w:p>
     <w:p>
@@ -613,9 +557,6 @@
     <w:p>
       <w:pPr>
         <w:keepNext/>
-        <w:tabs>
-          <w:tab w:val="right" w:pos="10204"/>
-        </w:tabs>
       </w:pPr>
       <w:r>
         <w:rPr>
@@ -624,54 +565,35 @@
           <w:sz w:val="20"/>
           <w:szCs w:val="20"/>
         </w:rPr>
-        <w:t xml:space="preserve">Full-stack engineer, API lead - Team project</w:t>
-      </w:r>
-      <w:r>
-        <w:rPr>
-          <w:rFonts w:ascii="Arial" w:cs="Arial" w:eastAsia="Arial" w:hAnsi="Arial"/>
-          <w:color w:val="3F4552"/>
-          <w:sz w:val="20"/>
-          <w:szCs w:val="20"/>
-        </w:rPr>
-        <w:t xml:space="preserve"> </w:t>
-        <w:tab/>
-        <w:t xml:space="preserve">Oct 2025 - Nov 2025</w:t>
-      </w:r>
-    </w:p>
-    <w:p>
-      <w:pPr>
-        <w:pStyle w:val="ListParagraph"/>
-        <w:numPr>
-          <w:ilvl w:val="0"/>
-          <w:numId w:val="1"/>
-        </w:numPr>
-      </w:pPr>
-      <w:r>
-        <w:rPr>
-          <w:rFonts w:ascii="Arial" w:cs="Arial" w:eastAsia="Arial" w:hAnsi="Arial"/>
-          <w:color w:val="111318"/>
-          <w:sz w:val="20"/>
-          <w:szCs w:val="20"/>
-        </w:rPr>
-        <w:t xml:space="preserve">Built the CI/CD pipeline in GitHub Actions (Nx lint, test and build on each push) and deployed the Dockerized API to the cloud on Heroku.</w:t>
-      </w:r>
-    </w:p>
-    <w:p>
-      <w:pPr>
-        <w:pStyle w:val="ListParagraph"/>
-        <w:numPr>
-          <w:ilvl w:val="0"/>
-          <w:numId w:val="1"/>
-        </w:numPr>
-      </w:pPr>
-      <w:r>
-        <w:rPr>
-          <w:rFonts w:ascii="Arial" w:cs="Arial" w:eastAsia="Arial" w:hAnsi="Arial"/>
-          <w:color w:val="111318"/>
-          <w:sz w:val="20"/>
-          <w:szCs w:val="20"/>
-        </w:rPr>
-        <w:t xml:space="preserve">76 / 102 API commits authored; 3 apps: API, React, Angular.</w:t>
+        <w:t xml:space="preserve">Full-stack engineer, API lead - Team project | Oct 2025 - Nov 2025</w:t>
+      </w:r>
+    </w:p>
+    <w:p>
+      <w:pPr>
+        <w:ind w:left="180" w:hanging="180"/>
+      </w:pPr>
+      <w:r>
+        <w:rPr>
+          <w:rFonts w:ascii="Arial" w:cs="Arial" w:eastAsia="Arial" w:hAnsi="Arial"/>
+          <w:color w:val="111318"/>
+          <w:sz w:val="20"/>
+          <w:szCs w:val="20"/>
+        </w:rPr>
+        <w:t xml:space="preserve">•  Built the CI/CD pipeline in GitHub Actions (Nx lint, test and build on each push) and deployed the Dockerized API to the cloud on Heroku.</w:t>
+      </w:r>
+    </w:p>
+    <w:p>
+      <w:pPr>
+        <w:ind w:left="180" w:hanging="180"/>
+      </w:pPr>
+      <w:r>
+        <w:rPr>
+          <w:rFonts w:ascii="Arial" w:cs="Arial" w:eastAsia="Arial" w:hAnsi="Arial"/>
+          <w:color w:val="111318"/>
+          <w:sz w:val="20"/>
+          <w:szCs w:val="20"/>
+        </w:rPr>
+        <w:t xml:space="preserve">•  76 / 102 API commits authored; 3 apps: API, React, Angular.</w:t>
       </w:r>
     </w:p>
     <w:p>
@@ -714,9 +636,6 @@
     <w:p>
       <w:pPr>
         <w:keepNext/>
-        <w:tabs>
-          <w:tab w:val="right" w:pos="10204"/>
-        </w:tabs>
       </w:pPr>
       <w:r>
         <w:rPr>
@@ -725,54 +644,35 @@
           <w:sz w:val="20"/>
           <w:szCs w:val="20"/>
         </w:rPr>
-        <w:t xml:space="preserve">Full-stack engineer - Own product, live</w:t>
-      </w:r>
-      <w:r>
-        <w:rPr>
-          <w:rFonts w:ascii="Arial" w:cs="Arial" w:eastAsia="Arial" w:hAnsi="Arial"/>
-          <w:color w:val="3F4552"/>
-          <w:sz w:val="20"/>
-          <w:szCs w:val="20"/>
-        </w:rPr>
-        <w:t xml:space="preserve"> </w:t>
-        <w:tab/>
-        <w:t xml:space="preserve">Sep 2026 - Present</w:t>
-      </w:r>
-    </w:p>
-    <w:p>
-      <w:pPr>
-        <w:pStyle w:val="ListParagraph"/>
-        <w:numPr>
-          <w:ilvl w:val="0"/>
-          <w:numId w:val="1"/>
-        </w:numPr>
-      </w:pPr>
-      <w:r>
-        <w:rPr>
-          <w:rFonts w:ascii="Arial" w:cs="Arial" w:eastAsia="Arial" w:hAnsi="Arial"/>
-          <w:color w:val="111318"/>
-          <w:sz w:val="20"/>
-          <w:szCs w:val="20"/>
-        </w:rPr>
-        <w:t xml:space="preserve">Deployed to the cloud on Vercel and Render with managed PostgreSQL, Redis and S3-compatible storage; GitHub Actions CI runs lint and tests.</w:t>
-      </w:r>
-    </w:p>
-    <w:p>
-      <w:pPr>
-        <w:pStyle w:val="ListParagraph"/>
-        <w:numPr>
-          <w:ilvl w:val="0"/>
-          <w:numId w:val="1"/>
-        </w:numPr>
-      </w:pPr>
-      <w:r>
-        <w:rPr>
-          <w:rFonts w:ascii="Arial" w:cs="Arial" w:eastAsia="Arial" w:hAnsi="Arial"/>
-          <w:color w:val="111318"/>
-          <w:sz w:val="20"/>
-          <w:szCs w:val="20"/>
-        </w:rPr>
-        <w:t xml:space="preserve">104 unit tests passing; 20 end-to-end tests.</w:t>
+        <w:t xml:space="preserve">Full-stack engineer - Own product, live | Sep 2026 - Present</w:t>
+      </w:r>
+    </w:p>
+    <w:p>
+      <w:pPr>
+        <w:ind w:left="180" w:hanging="180"/>
+      </w:pPr>
+      <w:r>
+        <w:rPr>
+          <w:rFonts w:ascii="Arial" w:cs="Arial" w:eastAsia="Arial" w:hAnsi="Arial"/>
+          <w:color w:val="111318"/>
+          <w:sz w:val="20"/>
+          <w:szCs w:val="20"/>
+        </w:rPr>
+        <w:t xml:space="preserve">•  Deployed to the cloud on Vercel and Render with managed PostgreSQL, Redis and S3-compatible storage; GitHub Actions CI runs lint and tests.</w:t>
+      </w:r>
+    </w:p>
+    <w:p>
+      <w:pPr>
+        <w:ind w:left="180" w:hanging="180"/>
+      </w:pPr>
+      <w:r>
+        <w:rPr>
+          <w:rFonts w:ascii="Arial" w:cs="Arial" w:eastAsia="Arial" w:hAnsi="Arial"/>
+          <w:color w:val="111318"/>
+          <w:sz w:val="20"/>
+          <w:szCs w:val="20"/>
+        </w:rPr>
+        <w:t xml:space="preserve">•  104 unit tests passing; 20 end-to-end tests.</w:t>
       </w:r>
     </w:p>
     <w:p>
@@ -815,9 +715,6 @@
     <w:p>
       <w:pPr>
         <w:keepNext/>
-        <w:tabs>
-          <w:tab w:val="right" w:pos="10204"/>
-        </w:tabs>
       </w:pPr>
       <w:r>
         <w:rPr>
@@ -826,54 +723,35 @@
           <w:sz w:val="20"/>
           <w:szCs w:val="20"/>
         </w:rPr>
-        <w:t xml:space="preserve">Backend developer - Delivery Quote Ltd, freelance, team project</w:t>
-      </w:r>
-      <w:r>
-        <w:rPr>
-          <w:rFonts w:ascii="Arial" w:cs="Arial" w:eastAsia="Arial" w:hAnsi="Arial"/>
-          <w:color w:val="3F4552"/>
-          <w:sz w:val="20"/>
-          <w:szCs w:val="20"/>
-        </w:rPr>
-        <w:t xml:space="preserve"> </w:t>
-        <w:tab/>
-        <w:t xml:space="preserve">Dec 2025 - Feb 2026</w:t>
-      </w:r>
-    </w:p>
-    <w:p>
-      <w:pPr>
-        <w:pStyle w:val="ListParagraph"/>
-        <w:numPr>
-          <w:ilvl w:val="0"/>
-          <w:numId w:val="1"/>
-        </w:numPr>
-      </w:pPr>
-      <w:r>
-        <w:rPr>
-          <w:rFonts w:ascii="Arial" w:cs="Arial" w:eastAsia="Arial" w:hAnsi="Arial"/>
-          <w:color w:val="111318"/>
-          <w:sz w:val="20"/>
-          <w:szCs w:val="20"/>
-        </w:rPr>
-        <w:t xml:space="preserve">Live locations, chat and call signaling over Socket.io, scaled across instances with a Redis adapter.</w:t>
-      </w:r>
-    </w:p>
-    <w:p>
-      <w:pPr>
-        <w:pStyle w:val="ListParagraph"/>
-        <w:numPr>
-          <w:ilvl w:val="0"/>
-          <w:numId w:val="1"/>
-        </w:numPr>
-      </w:pPr>
-      <w:r>
-        <w:rPr>
-          <w:rFonts w:ascii="Arial" w:cs="Arial" w:eastAsia="Arial" w:hAnsi="Arial"/>
-          <w:color w:val="111318"/>
-          <w:sz w:val="20"/>
-          <w:szCs w:val="20"/>
-        </w:rPr>
-        <w:t xml:space="preserve">639 unit tests; 136 documented endpoints; 17 / 24 commits authored.</w:t>
+        <w:t xml:space="preserve">Backend developer - Delivery Quote Ltd, freelance, team project | Dec 2025 - Feb 2026</w:t>
+      </w:r>
+    </w:p>
+    <w:p>
+      <w:pPr>
+        <w:ind w:left="180" w:hanging="180"/>
+      </w:pPr>
+      <w:r>
+        <w:rPr>
+          <w:rFonts w:ascii="Arial" w:cs="Arial" w:eastAsia="Arial" w:hAnsi="Arial"/>
+          <w:color w:val="111318"/>
+          <w:sz w:val="20"/>
+          <w:szCs w:val="20"/>
+        </w:rPr>
+        <w:t xml:space="preserve">•  Live locations, chat and call signaling over Socket.io, scaled across instances with a Redis adapter.</w:t>
+      </w:r>
+    </w:p>
+    <w:p>
+      <w:pPr>
+        <w:ind w:left="180" w:hanging="180"/>
+      </w:pPr>
+      <w:r>
+        <w:rPr>
+          <w:rFonts w:ascii="Arial" w:cs="Arial" w:eastAsia="Arial" w:hAnsi="Arial"/>
+          <w:color w:val="111318"/>
+          <w:sz w:val="20"/>
+          <w:szCs w:val="20"/>
+        </w:rPr>
+        <w:t xml:space="preserve">•  639 unit tests; 136 documented endpoints; 17 / 24 commits authored.</w:t>
       </w:r>
     </w:p>
     <w:p>
@@ -927,9 +805,6 @@
     <w:p>
       <w:pPr>
         <w:keepNext/>
-        <w:tabs>
-          <w:tab w:val="right" w:pos="10204"/>
-        </w:tabs>
       </w:pPr>
       <w:r>
         <w:rPr>
@@ -938,18 +813,7 @@
           <w:sz w:val="20"/>
           <w:szCs w:val="20"/>
         </w:rPr>
-        <w:t xml:space="preserve">6 October High Institute for Engineering &amp; Technology</w:t>
-      </w:r>
-      <w:r>
-        <w:rPr>
-          <w:rFonts w:ascii="Arial" w:cs="Arial" w:eastAsia="Arial" w:hAnsi="Arial"/>
-          <w:color w:val="3F4552"/>
-          <w:sz w:val="20"/>
-          <w:szCs w:val="20"/>
-        </w:rPr>
-        <w:t xml:space="preserve"> </w:t>
-        <w:tab/>
-        <w:t xml:space="preserve">2014 - 2019</w:t>
+        <w:t xml:space="preserve">6 October High Institute for Engineering &amp; Technology | 2014 - 2019</w:t>
       </w:r>
     </w:p>
     <w:p>
@@ -992,9 +856,6 @@
     <w:p>
       <w:pPr>
         <w:keepNext/>
-        <w:tabs>
-          <w:tab w:val="right" w:pos="10204"/>
-        </w:tabs>
       </w:pPr>
       <w:r>
         <w:rPr>
@@ -1003,18 +864,7 @@
           <w:sz w:val="20"/>
           <w:szCs w:val="20"/>
         </w:rPr>
-        <w:t xml:space="preserve">Information Technology Institute (ITI)</w:t>
-      </w:r>
-      <w:r>
-        <w:rPr>
-          <w:rFonts w:ascii="Arial" w:cs="Arial" w:eastAsia="Arial" w:hAnsi="Arial"/>
-          <w:color w:val="3F4552"/>
-          <w:sz w:val="20"/>
-          <w:szCs w:val="20"/>
-        </w:rPr>
-        <w:t xml:space="preserve"> </w:t>
-        <w:tab/>
-        <w:t xml:space="preserve">Jul 2025 - Dec 2025</w:t>
+        <w:t xml:space="preserve">Information Technology Institute (ITI) | Jul 2025 - Dec 2025</w:t>
       </w:r>
     </w:p>
     <w:sectPr>

--- a/public/Montaser-Ismail-CV.docx
+++ b/public/Montaser-Ismail-CV.docx
@@ -57,7 +57,7 @@
         </w:rPr>
         <w:t xml:space="preserve"> | </w:t>
       </w:r>
-      <w:hyperlink w:history="1" r:id="rId09cyhntywfoxqdu__vpwm">
+      <w:hyperlink w:history="1" r:id="rIdjhirgcxnerayevmu6pc6s">
         <w:r>
           <w:rPr>
             <w:rFonts w:ascii="Arial" w:cs="Arial" w:eastAsia="Arial" w:hAnsi="Arial"/>
@@ -77,7 +77,7 @@
         </w:rPr>
         <w:t xml:space="preserve"> | </w:t>
       </w:r>
-      <w:hyperlink w:history="1" r:id="rIdngpw77mssinetlcjzji0_">
+      <w:hyperlink w:history="1" r:id="rIdk2hzyh5ucvmjd-g3dppjo">
         <w:r>
           <w:rPr>
             <w:rFonts w:ascii="Arial" w:cs="Arial" w:eastAsia="Arial" w:hAnsi="Arial"/>
@@ -93,7 +93,7 @@
       <w:pPr>
         <w:jc w:val="center"/>
       </w:pPr>
-      <w:hyperlink w:history="1" r:id="rId5aaobz5ye-gj69h8zt81j">
+      <w:hyperlink w:history="1" r:id="rIdj35blth-kgmnhsd1u2nxc">
         <w:r>
           <w:rPr>
             <w:rFonts w:ascii="Arial" w:cs="Arial" w:eastAsia="Arial" w:hAnsi="Arial"/>
@@ -113,7 +113,7 @@
         </w:rPr>
         <w:t xml:space="preserve"> | </w:t>
       </w:r>
-      <w:hyperlink w:history="1" r:id="rIddklboarxfpzrgk_ssbbys">
+      <w:hyperlink w:history="1" r:id="rId0y5wlwlpodagrkgs0g9oi">
         <w:r>
           <w:rPr>
             <w:rFonts w:ascii="Arial" w:cs="Arial" w:eastAsia="Arial" w:hAnsi="Arial"/>
@@ -133,7 +133,7 @@
         </w:rPr>
         <w:t xml:space="preserve"> | </w:t>
       </w:r>
-      <w:hyperlink w:history="1" r:id="rIdlhiqsj1dv6utzof-cpkx7">
+      <w:hyperlink w:history="1" r:id="rIdcqchwbxnwv4hyydpri3vt">
         <w:r>
           <w:rPr>
             <w:rFonts w:ascii="Arial" w:cs="Arial" w:eastAsia="Arial" w:hAnsi="Arial"/>
@@ -376,7 +376,21 @@
           <w:sz w:val="20"/>
           <w:szCs w:val="20"/>
         </w:rPr>
-        <w:t xml:space="preserve">Arkaan International Group Co. | Full-time | Dec 2025 - Present</w:t>
+        <w:t xml:space="preserve">Arkaan International Group Co. | Full-time</w:t>
+      </w:r>
+    </w:p>
+    <w:p>
+      <w:pPr>
+        <w:keepNext/>
+      </w:pPr>
+      <w:r>
+        <w:rPr>
+          <w:rFonts w:ascii="Arial" w:cs="Arial" w:eastAsia="Arial" w:hAnsi="Arial"/>
+          <w:color w:val="3F4552"/>
+          <w:sz w:val="20"/>
+          <w:szCs w:val="20"/>
+        </w:rPr>
+        <w:t xml:space="preserve">Dec 2025 - Present</w:t>
       </w:r>
     </w:p>
     <w:p>
@@ -390,7 +404,7 @@
           <w:sz w:val="20"/>
           <w:szCs w:val="20"/>
         </w:rPr>
-        <w:t xml:space="preserve">•  Engineered dynamic UI components rendered entirely from JSON metadata schemas, reducing manual frontend coding effort by ~40%.</w:t>
+        <w:t xml:space="preserve">•  Engineered UI components rendered from JSON metadata schemas, cutting manual frontend coding by ~40%.</w:t>
       </w:r>
     </w:p>
     <w:p>
@@ -404,7 +418,7 @@
           <w:sz w:val="20"/>
           <w:szCs w:val="20"/>
         </w:rPr>
-        <w:t xml:space="preserve">•  Developed configurable form builders that auto-generate layouts from backend data models, cutting form development time by ~70% across 5+ form types.</w:t>
+        <w:t xml:space="preserve">•  Built form builders that generate layouts from data models, cutting build time by ~70% on 5+ form types.</w:t>
       </w:r>
     </w:p>
     <w:p>
@@ -418,7 +432,7 @@
           <w:sz w:val="20"/>
           <w:szCs w:val="20"/>
         </w:rPr>
-        <w:t xml:space="preserve">•  Built a high-performance rendering engine mapping server-side metadata to reusable React components, supporting 10+ reusable component types application-wide.</w:t>
+        <w:t xml:space="preserve">•  Built a rendering engine mapping server-side metadata to 10+ reusable React component types.</w:t>
       </w:r>
     </w:p>
     <w:p>
@@ -432,7 +446,7 @@
           <w:sz w:val="20"/>
           <w:szCs w:val="20"/>
         </w:rPr>
-        <w:t xml:space="preserve">•  Led the front end of a client procurement platform and designed its interface in Figma.</w:t>
+        <w:t xml:space="preserve">•  Led the front end of a client procurement platform, designed in Figma and shipped with 566 Vitest tests.</w:t>
       </w:r>
     </w:p>
     <w:p>
@@ -463,7 +477,21 @@
           <w:sz w:val="20"/>
           <w:szCs w:val="20"/>
         </w:rPr>
-        <w:t xml:space="preserve">Qyser Tech. | Part-time, concurrent, Remote | Sep 2024 - Mar 2026</w:t>
+        <w:t xml:space="preserve">Qyser Tech. | Part-time, concurrent, Remote</w:t>
+      </w:r>
+    </w:p>
+    <w:p>
+      <w:pPr>
+        <w:keepNext/>
+      </w:pPr>
+      <w:r>
+        <w:rPr>
+          <w:rFonts w:ascii="Arial" w:cs="Arial" w:eastAsia="Arial" w:hAnsi="Arial"/>
+          <w:color w:val="3F4552"/>
+          <w:sz w:val="20"/>
+          <w:szCs w:val="20"/>
+        </w:rPr>
+        <w:t xml:space="preserve">Sep 2024 - Mar 2026</w:t>
       </w:r>
     </w:p>
     <w:p>
@@ -491,7 +519,7 @@
           <w:sz w:val="20"/>
           <w:szCs w:val="20"/>
         </w:rPr>
-        <w:t xml:space="preserve">•  Built dynamic report generation features with complex queries and aggregations, processing across 100K+ records.</w:t>
+        <w:t xml:space="preserve">•  Built dynamic report generation with complex queries and aggregations over 100K+ records.</w:t>
       </w:r>
     </w:p>
     <w:p>
@@ -505,7 +533,7 @@
           <w:sz w:val="20"/>
           <w:szCs w:val="20"/>
         </w:rPr>
-        <w:t xml:space="preserve">•  Delivered the "Performance" feature using MongoDB aggregations to generate employee insights and support admin approvals, cutting manual HR reporting time by ~60%.</w:t>
+        <w:t xml:space="preserve">•  Delivered "Performance" insights and approvals via MongoDB aggregations, cutting HR reporting time by ~60%.</w:t>
       </w:r>
     </w:p>
     <w:p>
@@ -565,7 +593,21 @@
           <w:sz w:val="20"/>
           <w:szCs w:val="20"/>
         </w:rPr>
-        <w:t xml:space="preserve">Full-stack engineer, API lead - Team project | Oct 2025 - Nov 2025</w:t>
+        <w:t xml:space="preserve">Full-stack engineer, API lead (Team project)</w:t>
+      </w:r>
+    </w:p>
+    <w:p>
+      <w:pPr>
+        <w:keepNext/>
+      </w:pPr>
+      <w:r>
+        <w:rPr>
+          <w:rFonts w:ascii="Arial" w:cs="Arial" w:eastAsia="Arial" w:hAnsi="Arial"/>
+          <w:color w:val="3F4552"/>
+          <w:sz w:val="20"/>
+          <w:szCs w:val="20"/>
+        </w:rPr>
+        <w:t xml:space="preserve">Oct 2025 - Nov 2025</w:t>
       </w:r>
     </w:p>
     <w:p>
@@ -644,7 +686,21 @@
           <w:sz w:val="20"/>
           <w:szCs w:val="20"/>
         </w:rPr>
-        <w:t xml:space="preserve">Full-stack engineer - Own product, live | Sep 2026 - Present</w:t>
+        <w:t xml:space="preserve">Full-stack engineer (Own product, live)</w:t>
+      </w:r>
+    </w:p>
+    <w:p>
+      <w:pPr>
+        <w:keepNext/>
+      </w:pPr>
+      <w:r>
+        <w:rPr>
+          <w:rFonts w:ascii="Arial" w:cs="Arial" w:eastAsia="Arial" w:hAnsi="Arial"/>
+          <w:color w:val="3F4552"/>
+          <w:sz w:val="20"/>
+          <w:szCs w:val="20"/>
+        </w:rPr>
+        <w:t xml:space="preserve">Sep 2026 - Present</w:t>
       </w:r>
     </w:p>
     <w:p>
@@ -723,7 +779,21 @@
           <w:sz w:val="20"/>
           <w:szCs w:val="20"/>
         </w:rPr>
-        <w:t xml:space="preserve">Backend developer - Delivery Quote Ltd, freelance, team project | Dec 2025 - Feb 2026</w:t>
+        <w:t xml:space="preserve">Backend developer (Delivery Quote Ltd, freelance, team project)</w:t>
+      </w:r>
+    </w:p>
+    <w:p>
+      <w:pPr>
+        <w:keepNext/>
+      </w:pPr>
+      <w:r>
+        <w:rPr>
+          <w:rFonts w:ascii="Arial" w:cs="Arial" w:eastAsia="Arial" w:hAnsi="Arial"/>
+          <w:color w:val="3F4552"/>
+          <w:sz w:val="20"/>
+          <w:szCs w:val="20"/>
+        </w:rPr>
+        <w:t xml:space="preserve">Dec 2025 - Feb 2026</w:t>
       </w:r>
     </w:p>
     <w:p>
@@ -869,7 +939,7 @@
     </w:p>
     <w:sectPr>
       <w:pgSz w:w="11905" w:h="16837" w:orient="portrait"/>
-      <w:pgMar w:top="566" w:right="850" w:bottom="566" w:left="850" w:header="708" w:footer="708" w:gutter="0"/>
+      <w:pgMar w:top="453" w:right="850" w:bottom="453" w:left="850" w:header="708" w:footer="708" w:gutter="0"/>
       <w:pgNumType/>
       <w:docGrid w:linePitch="360"/>
     </w:sectPr>

--- a/public/Montaser-Ismail-CV.docx
+++ b/public/Montaser-Ismail-CV.docx
@@ -57,7 +57,7 @@
         </w:rPr>
         <w:t xml:space="preserve"> | </w:t>
       </w:r>
-      <w:hyperlink w:history="1" r:id="rIdjhirgcxnerayevmu6pc6s">
+      <w:hyperlink w:history="1" r:id="rId-rxwlwv41qlybsbr-t_12">
         <w:r>
           <w:rPr>
             <w:rFonts w:ascii="Arial" w:cs="Arial" w:eastAsia="Arial" w:hAnsi="Arial"/>
@@ -77,7 +77,7 @@
         </w:rPr>
         <w:t xml:space="preserve"> | </w:t>
       </w:r>
-      <w:hyperlink w:history="1" r:id="rIdk2hzyh5ucvmjd-g3dppjo">
+      <w:hyperlink w:history="1" r:id="rIdid33v8d3zj-bkt4pd1qxo">
         <w:r>
           <w:rPr>
             <w:rFonts w:ascii="Arial" w:cs="Arial" w:eastAsia="Arial" w:hAnsi="Arial"/>
@@ -93,7 +93,7 @@
       <w:pPr>
         <w:jc w:val="center"/>
       </w:pPr>
-      <w:hyperlink w:history="1" r:id="rIdj35blth-kgmnhsd1u2nxc">
+      <w:hyperlink w:history="1" r:id="rIdijqcvqzts7_rolqraanyv">
         <w:r>
           <w:rPr>
             <w:rFonts w:ascii="Arial" w:cs="Arial" w:eastAsia="Arial" w:hAnsi="Arial"/>
@@ -113,7 +113,7 @@
         </w:rPr>
         <w:t xml:space="preserve"> | </w:t>
       </w:r>
-      <w:hyperlink w:history="1" r:id="rId0y5wlwlpodagrkgs0g9oi">
+      <w:hyperlink w:history="1" r:id="rIdlczj-uenpu0jezedvugmc">
         <w:r>
           <w:rPr>
             <w:rFonts w:ascii="Arial" w:cs="Arial" w:eastAsia="Arial" w:hAnsi="Arial"/>
@@ -133,7 +133,7 @@
         </w:rPr>
         <w:t xml:space="preserve"> | </w:t>
       </w:r>
-      <w:hyperlink w:history="1" r:id="rIdcqchwbxnwv4hyydpri3vt">
+      <w:hyperlink w:history="1" r:id="rIdou4o6vankldb6ve0gian5">
         <w:r>
           <w:rPr>
             <w:rFonts w:ascii="Arial" w:cs="Arial" w:eastAsia="Arial" w:hAnsi="Arial"/>
@@ -612,6 +612,31 @@
     </w:p>
     <w:p>
       <w:pPr>
+        <w:keepNext/>
+      </w:pPr>
+      <w:r>
+        <w:rPr>
+          <w:rFonts w:ascii="Arial" w:cs="Arial" w:eastAsia="Arial" w:hAnsi="Arial"/>
+          <w:color w:val="3F4552"/>
+          <w:sz w:val="20"/>
+          <w:szCs w:val="20"/>
+        </w:rPr>
+        <w:t xml:space="preserve">Code: </w:t>
+      </w:r>
+      <w:hyperlink w:history="1" r:id="rIdexevnwqbgaplnyyslg0l6">
+        <w:r>
+          <w:rPr>
+            <w:rFonts w:ascii="Arial" w:cs="Arial" w:eastAsia="Arial" w:hAnsi="Arial"/>
+            <w:color w:val="0B4FB3"/>
+            <w:sz w:val="20"/>
+            <w:szCs w:val="20"/>
+          </w:rPr>
+          <w:t xml:space="preserve">github.com/montaser-hub/Portal</w:t>
+        </w:r>
+      </w:hyperlink>
+    </w:p>
+    <w:p>
+      <w:pPr>
         <w:ind w:left="180" w:hanging="180"/>
       </w:pPr>
       <w:r>
@@ -702,6 +727,31 @@
         </w:rPr>
         <w:t xml:space="preserve">Sep 2026 - Present</w:t>
       </w:r>
+    </w:p>
+    <w:p>
+      <w:pPr>
+        <w:keepNext/>
+      </w:pPr>
+      <w:r>
+        <w:rPr>
+          <w:rFonts w:ascii="Arial" w:cs="Arial" w:eastAsia="Arial" w:hAnsi="Arial"/>
+          <w:color w:val="3F4552"/>
+          <w:sz w:val="20"/>
+          <w:szCs w:val="20"/>
+        </w:rPr>
+        <w:t xml:space="preserve">Live: </w:t>
+      </w:r>
+      <w:hyperlink w:history="1" r:id="rIdnbo-7rtoe9sol2mltpihl">
+        <w:r>
+          <w:rPr>
+            <w:rFonts w:ascii="Arial" w:cs="Arial" w:eastAsia="Arial" w:hAnsi="Arial"/>
+            <w:color w:val="0B4FB3"/>
+            <w:sz w:val="20"/>
+            <w:szCs w:val="20"/>
+          </w:rPr>
+          <w:t xml:space="preserve">content-management-system-iota.vercel.app</w:t>
+        </w:r>
+      </w:hyperlink>
     </w:p>
     <w:p>
       <w:pPr>
